--- a/src/main/resources/Greedy.docx
+++ b/src/main/resources/Greedy.docx
@@ -31,13 +31,7 @@
     </w:p>
     <w:p>
       <w:r>
-        <w:t xml:space="preserve">Greedy is an algorithmic paradigm that builds up a solution piece by piece, always choosing the next piece that offers the most obvious and immediate benefit. The problems where choosing a locally optimal solution at every step also leads to the globally optimal solution are best suited for the </w:t>
-      </w:r>
-      <w:r>
-        <w:t>greedy</w:t>
-      </w:r>
-      <w:r>
-        <w:t xml:space="preserve"> approach.</w:t>
+        <w:t>Greedy is an algorithmic paradigm that builds up a solution piece by piece, always choosing the next piece that offers the most obvious and immediate benefit. The problems where choosing a locally optimal solution at every step also leads to the globally optimal solution are best suited for the greedy approach.</w:t>
       </w:r>
     </w:p>
     <w:p>
@@ -817,21 +811,7 @@
           <w:b/>
           <w:bCs/>
         </w:rPr>
-        <w:t xml:space="preserve">Why does </w:t>
-      </w:r>
-      <w:r>
-        <w:rPr>
-          <w:b/>
-          <w:bCs/>
-        </w:rPr>
-        <w:t>greedy</w:t>
-      </w:r>
-      <w:r>
-        <w:rPr>
-          <w:b/>
-          <w:bCs/>
-        </w:rPr>
-        <w:t xml:space="preserve"> work?</w:t>
+        <w:t>Why does greedy work?</w:t>
       </w:r>
     </w:p>
     <w:p>
@@ -1262,30 +1242,12 @@
     </w:p>
     <w:p>
       <w:r>
-        <w:t xml:space="preserve">Time </w:t>
-      </w:r>
-      <w:r>
-        <w:t>Complexity:</w:t>
-      </w:r>
-      <w:r>
-        <w:t xml:space="preserve"> </w:t>
-      </w:r>
-      <w:r>
-        <w:t>O (</w:t>
-      </w:r>
-      <w:r>
-        <w:t>n log n)</w:t>
-      </w:r>
-    </w:p>
-    <w:p>
-      <w:r>
-        <w:t xml:space="preserve">Space </w:t>
-      </w:r>
-      <w:r>
-        <w:t>Complexity:</w:t>
-      </w:r>
-      <w:r>
-        <w:t xml:space="preserve"> O(n) // including result list</w:t>
+        <w:t>Time Complexity: O (n log n)</w:t>
+      </w:r>
+    </w:p>
+    <w:p>
+      <w:r>
+        <w:t>Space Complexity: O(n) // including result list</w:t>
       </w:r>
     </w:p>
     <w:p>
@@ -1293,13 +1255,7 @@
         <w:t xml:space="preserve">                                      </w:t>
       </w:r>
       <w:r>
-        <w:t xml:space="preserve">: </w:t>
-      </w:r>
-      <w:r>
-        <w:t>O (</w:t>
-      </w:r>
-      <w:r>
-        <w:t>1) // excluding output list</w:t>
+        <w:t>: O (1) // excluding output list</w:t>
       </w:r>
     </w:p>
     <w:p>
@@ -1686,37 +1642,53 @@
         </w:rPr>
         <w:t xml:space="preserve"> is to use the </w:t>
       </w:r>
-      <w:proofErr w:type="gramStart"/>
       <w:r>
         <w:rPr>
           <w:i/>
           <w:iCs/>
         </w:rPr>
-        <w:t>Greedy</w:t>
-      </w:r>
-      <w:proofErr w:type="gramEnd"/>
+        <w:t>greedy</w:t>
+      </w:r>
       <w:r>
         <w:rPr>
           <w:i/>
           <w:iCs/>
         </w:rPr>
-        <w:t xml:space="preserve"> approach. The basic idea of the greedy approach is to calculate the ratio value/weight for each item and sort the item </w:t>
-      </w:r>
-      <w:proofErr w:type="gramStart"/>
-      <w:r>
-        <w:rPr>
+        <w:t xml:space="preserve"> approach. The basic idea of the greedy approach is to </w:t>
+      </w:r>
+      <w:r>
+        <w:rPr>
+          <w:b/>
+          <w:bCs/>
           <w:i/>
           <w:iCs/>
         </w:rPr>
-        <w:t>on the basis of</w:t>
-      </w:r>
-      <w:proofErr w:type="gramEnd"/>
-      <w:r>
-        <w:rPr>
+        <w:t xml:space="preserve">calculate the ratio value/weight for each item and sort the item </w:t>
+      </w:r>
+      <w:r>
+        <w:rPr>
+          <w:b/>
+          <w:bCs/>
           <w:i/>
           <w:iCs/>
         </w:rPr>
-        <w:t xml:space="preserve"> this ratio. Then take the item with the highest ratio and add them until we can’t add the next item as a whole and at the end add the next item as much as we can. Which will always be the optimal solution to this problem.</w:t>
+        <w:t>based on</w:t>
+      </w:r>
+      <w:r>
+        <w:rPr>
+          <w:b/>
+          <w:bCs/>
+          <w:i/>
+          <w:iCs/>
+        </w:rPr>
+        <w:t xml:space="preserve"> this ratio</w:t>
+      </w:r>
+      <w:r>
+        <w:rPr>
+          <w:i/>
+          <w:iCs/>
+        </w:rPr>
+        <w:t>. Then take the item with the highest ratio and add them until we can’t add the next item as a whole and at the end add the next item as much as we can. Which will always be the optimal solution to this problem.</w:t>
       </w:r>
     </w:p>
     <w:p>
@@ -1743,7 +1715,17 @@
         </w:numPr>
       </w:pPr>
       <w:r>
-        <w:t>Sort all the items in decreasing order of the ratio.</w:t>
+        <w:t xml:space="preserve">Sort all the items </w:t>
+      </w:r>
+      <w:r>
+        <w:rPr>
+          <w:b/>
+          <w:bCs/>
+        </w:rPr>
+        <w:t>in decreasing order of the ratio</w:t>
+      </w:r>
+      <w:r>
+        <w:t>.</w:t>
       </w:r>
     </w:p>
     <w:p>
@@ -1802,11 +1784,9 @@
       <w:r>
         <w:t xml:space="preserve">If the weight of the current item is less than or equal to the remaining </w:t>
       </w:r>
-      <w:proofErr w:type="gramStart"/>
-      <w:r>
-        <w:t>capacity</w:t>
-      </w:r>
-      <w:proofErr w:type="gramEnd"/>
+      <w:r>
+        <w:t>capacity,</w:t>
+      </w:r>
       <w:r>
         <w:t xml:space="preserve"> then add the value of that item into the result</w:t>
       </w:r>
@@ -1841,7 +1821,17 @@
     </w:p>
     <w:p>
       <w:r>
-        <w:t>public class _03FractionalKnapsackProblem {</w:t>
+        <w:t>public class _</w:t>
+      </w:r>
+      <w:r>
+        <w:rPr>
+          <w:b/>
+          <w:bCs/>
+        </w:rPr>
+        <w:t>03FractionalKnapsackProblem</w:t>
+      </w:r>
+      <w:r>
+        <w:t xml:space="preserve"> {</w:t>
       </w:r>
       <w:r>
         <w:br/>
@@ -2259,14 +2249,2438 @@
         <w:t> O(N)</w:t>
       </w:r>
     </w:p>
+    <w:p>
+      <w:pPr>
+        <w:rPr>
+          <w:b/>
+          <w:bCs/>
+          <w:sz w:val="28"/>
+          <w:szCs w:val="28"/>
+          <w:u w:val="single"/>
+        </w:rPr>
+      </w:pPr>
+      <w:r>
+        <w:rPr>
+          <w:b/>
+          <w:bCs/>
+          <w:sz w:val="28"/>
+          <w:szCs w:val="28"/>
+          <w:u w:val="single"/>
+        </w:rPr>
+        <w:t>Job Sequencing Problem</w:t>
+      </w:r>
+    </w:p>
+    <w:p>
+      <w:r>
+        <w:t>Given an array of jobs where every job has a deadline and associated profit if the job is finished before the deadline. It is also given that every job takes a single unit of time, so the minimum possible deadline for any job is 1. How to maximize total profit if only one job can be scheduled at a time.</w:t>
+      </w:r>
+    </w:p>
+    <w:p>
+      <w:r>
+        <w:drawing>
+          <wp:inline distT="0" distB="0" distL="0" distR="0" wp14:anchorId="57DBEE1B" wp14:editId="0C4307A4">
+            <wp:extent cx="6548120" cy="4442460"/>
+            <wp:effectExtent l="0" t="0" r="5080" b="0"/>
+            <wp:docPr id="1893811437" name="Picture 1"/>
+            <wp:cNvGraphicFramePr>
+              <a:graphicFrameLocks xmlns:a="http://schemas.openxmlformats.org/drawingml/2006/main" noChangeAspect="1"/>
+            </wp:cNvGraphicFramePr>
+            <a:graphic xmlns:a="http://schemas.openxmlformats.org/drawingml/2006/main">
+              <a:graphicData uri="http://schemas.openxmlformats.org/drawingml/2006/picture">
+                <pic:pic xmlns:pic="http://schemas.openxmlformats.org/drawingml/2006/picture">
+                  <pic:nvPicPr>
+                    <pic:cNvPr id="1893811437" name=""/>
+                    <pic:cNvPicPr/>
+                  </pic:nvPicPr>
+                  <pic:blipFill>
+                    <a:blip r:embed="rId8"/>
+                    <a:stretch>
+                      <a:fillRect/>
+                    </a:stretch>
+                  </pic:blipFill>
+                  <pic:spPr>
+                    <a:xfrm>
+                      <a:off x="0" y="0"/>
+                      <a:ext cx="6548120" cy="4442460"/>
+                    </a:xfrm>
+                    <a:prstGeom prst="rect">
+                      <a:avLst/>
+                    </a:prstGeom>
+                  </pic:spPr>
+                </pic:pic>
+              </a:graphicData>
+            </a:graphic>
+          </wp:inline>
+        </w:drawing>
+      </w:r>
+    </w:p>
     <w:p/>
-    <w:p/>
-    <w:p/>
+    <w:p>
+      <w:r>
+        <w:rPr>
+          <w:b/>
+          <w:bCs/>
+        </w:rPr>
+        <w:lastRenderedPageBreak/>
+        <w:t xml:space="preserve">Example </w:t>
+      </w:r>
+      <w:r>
+        <w:rPr>
+          <w:b/>
+          <w:bCs/>
+        </w:rPr>
+        <w:t>1</w:t>
+      </w:r>
+      <w:r>
+        <w:t>:</w:t>
+      </w:r>
+      <w:r>
+        <w:t xml:space="preserve"> [J3, -, -, J0] Profit = 170</w:t>
+      </w:r>
+    </w:p>
+    <w:p>
+      <w:r>
+        <w:rPr>
+          <w:b/>
+          <w:bCs/>
+        </w:rPr>
+        <w:t xml:space="preserve">Example </w:t>
+      </w:r>
+      <w:r>
+        <w:rPr>
+          <w:b/>
+          <w:bCs/>
+        </w:rPr>
+        <w:t>2</w:t>
+      </w:r>
+      <w:r>
+        <w:t>:</w:t>
+      </w:r>
+      <w:r>
+        <w:t xml:space="preserve"> [J0, J1, J3] Profit = 140</w:t>
+      </w:r>
+    </w:p>
+    <w:p>
+      <w:r>
+        <w:rPr>
+          <w:b/>
+          <w:bCs/>
+        </w:rPr>
+        <w:t xml:space="preserve">Example </w:t>
+      </w:r>
+      <w:r>
+        <w:rPr>
+          <w:b/>
+          <w:bCs/>
+        </w:rPr>
+        <w:t>3</w:t>
+      </w:r>
+      <w:r>
+        <w:t>:</w:t>
+      </w:r>
+      <w:r>
+        <w:t xml:space="preserve"> [J1, J0, J4] Profit = 180</w:t>
+      </w:r>
+    </w:p>
+    <w:p>
+      <w:r>
+        <w:t>This is a standard Greedy Algorithm problem. Following is the greedy algorithm to solve the above problem:</w:t>
+      </w:r>
+      <w:r>
+        <w:br/>
+      </w:r>
+    </w:p>
+    <w:p>
+      <w:r>
+        <w:rPr>
+          <w:b/>
+          <w:bCs/>
+        </w:rPr>
+        <w:t>1)</w:t>
+      </w:r>
+      <w:r>
+        <w:t xml:space="preserve"> Sort all jobs in decreasing order of profit.</w:t>
+      </w:r>
+    </w:p>
+    <w:p>
+      <w:r>
+        <w:rPr>
+          <w:b/>
+          <w:bCs/>
+        </w:rPr>
+        <w:t>2)</w:t>
+      </w:r>
+      <w:r>
+        <w:t xml:space="preserve"> Initialize the result sequence as the first job in sorted jobs.</w:t>
+      </w:r>
+    </w:p>
+    <w:p>
+      <w:r>
+        <w:rPr>
+          <w:b/>
+          <w:bCs/>
+        </w:rPr>
+        <w:t>3)</w:t>
+      </w:r>
+      <w:r>
+        <w:t xml:space="preserve"> Do following for remaining n-1 jobs</w:t>
+      </w:r>
+    </w:p>
+    <w:p>
+      <w:r>
+        <w:t xml:space="preserve">.......a) If the current job can fit in the current result sequence </w:t>
+      </w:r>
+    </w:p>
+    <w:p>
+      <w:r>
+        <w:t xml:space="preserve">          without missing the deadline, add the current job to the result.</w:t>
+      </w:r>
+    </w:p>
+    <w:p>
+      <w:r>
+        <w:t xml:space="preserve">          Else ignore the current job.</w:t>
+      </w:r>
+    </w:p>
+    <w:p>
+      <w:r>
+        <w:drawing>
+          <wp:inline distT="0" distB="0" distL="0" distR="0" wp14:anchorId="37C19F4D" wp14:editId="39D36001">
+            <wp:extent cx="6548120" cy="3877310"/>
+            <wp:effectExtent l="0" t="0" r="5080" b="8890"/>
+            <wp:docPr id="682843707" name="Picture 1"/>
+            <wp:cNvGraphicFramePr>
+              <a:graphicFrameLocks xmlns:a="http://schemas.openxmlformats.org/drawingml/2006/main" noChangeAspect="1"/>
+            </wp:cNvGraphicFramePr>
+            <a:graphic xmlns:a="http://schemas.openxmlformats.org/drawingml/2006/main">
+              <a:graphicData uri="http://schemas.openxmlformats.org/drawingml/2006/picture">
+                <pic:pic xmlns:pic="http://schemas.openxmlformats.org/drawingml/2006/picture">
+                  <pic:nvPicPr>
+                    <pic:cNvPr id="682843707" name=""/>
+                    <pic:cNvPicPr/>
+                  </pic:nvPicPr>
+                  <pic:blipFill>
+                    <a:blip r:embed="rId9"/>
+                    <a:stretch>
+                      <a:fillRect/>
+                    </a:stretch>
+                  </pic:blipFill>
+                  <pic:spPr>
+                    <a:xfrm>
+                      <a:off x="0" y="0"/>
+                      <a:ext cx="6548120" cy="3877310"/>
+                    </a:xfrm>
+                    <a:prstGeom prst="rect">
+                      <a:avLst/>
+                    </a:prstGeom>
+                  </pic:spPr>
+                </pic:pic>
+              </a:graphicData>
+            </a:graphic>
+          </wp:inline>
+        </w:drawing>
+      </w:r>
+    </w:p>
+    <w:p>
+      <w:r>
+        <w:rPr>
+          <w:b/>
+          <w:bCs/>
+        </w:rPr>
+        <w:t>Java Implementation:</w:t>
+      </w:r>
+      <w:r>
+        <w:br/>
+      </w:r>
+      <w:r>
+        <w:t>public class _04JobSequence {</w:t>
+      </w:r>
+      <w:r>
+        <w:br/>
+        <w:t xml:space="preserve">    static class Job{</w:t>
+      </w:r>
+      <w:r>
+        <w:br/>
+        <w:t xml:space="preserve">        char id;</w:t>
+      </w:r>
+      <w:r>
+        <w:br/>
+        <w:t xml:space="preserve">        int deadline;</w:t>
+      </w:r>
+      <w:r>
+        <w:br/>
+      </w:r>
+      <w:r>
+        <w:lastRenderedPageBreak/>
+        <w:t xml:space="preserve">        int profit;</w:t>
+      </w:r>
+      <w:r>
+        <w:br/>
+        <w:t xml:space="preserve">        public Job(char </w:t>
+      </w:r>
+      <w:proofErr w:type="spellStart"/>
+      <w:r>
+        <w:t>id,int</w:t>
+      </w:r>
+      <w:proofErr w:type="spellEnd"/>
+      <w:r>
+        <w:t xml:space="preserve"> deadline, int profit){</w:t>
+      </w:r>
+      <w:r>
+        <w:br/>
+        <w:t xml:space="preserve">            this.id = id;</w:t>
+      </w:r>
+      <w:r>
+        <w:br/>
+        <w:t xml:space="preserve">            </w:t>
+      </w:r>
+      <w:proofErr w:type="spellStart"/>
+      <w:r>
+        <w:t>this.deadline</w:t>
+      </w:r>
+      <w:proofErr w:type="spellEnd"/>
+      <w:r>
+        <w:t xml:space="preserve"> = deadline;</w:t>
+      </w:r>
+      <w:r>
+        <w:br/>
+        <w:t xml:space="preserve">            </w:t>
+      </w:r>
+      <w:proofErr w:type="spellStart"/>
+      <w:r>
+        <w:t>this.profit</w:t>
+      </w:r>
+      <w:proofErr w:type="spellEnd"/>
+      <w:r>
+        <w:t xml:space="preserve"> = profit;</w:t>
+      </w:r>
+      <w:r>
+        <w:br/>
+        <w:t xml:space="preserve">        }</w:t>
+      </w:r>
+      <w:r>
+        <w:br/>
+        <w:t xml:space="preserve">    }</w:t>
+      </w:r>
+      <w:r>
+        <w:br/>
+      </w:r>
+      <w:r>
+        <w:br/>
+        <w:t xml:space="preserve">    public static int </w:t>
+      </w:r>
+      <w:proofErr w:type="spellStart"/>
+      <w:r>
+        <w:t>maxProfit</w:t>
+      </w:r>
+      <w:proofErr w:type="spellEnd"/>
+      <w:r>
+        <w:t>(Job[] jobs){</w:t>
+      </w:r>
+      <w:r>
+        <w:br/>
+        <w:t xml:space="preserve">        int </w:t>
+      </w:r>
+      <w:proofErr w:type="spellStart"/>
+      <w:r>
+        <w:t>maxProfit</w:t>
+      </w:r>
+      <w:proofErr w:type="spellEnd"/>
+      <w:r>
+        <w:t xml:space="preserve"> = 0;</w:t>
+      </w:r>
+      <w:r>
+        <w:br/>
+      </w:r>
+      <w:r>
+        <w:br/>
+        <w:t xml:space="preserve">        </w:t>
+      </w:r>
+      <w:proofErr w:type="spellStart"/>
+      <w:r>
+        <w:t>Arrays.</w:t>
+      </w:r>
+      <w:r>
+        <w:rPr>
+          <w:i/>
+          <w:iCs/>
+        </w:rPr>
+        <w:t>sort</w:t>
+      </w:r>
+      <w:proofErr w:type="spellEnd"/>
+      <w:r>
+        <w:t>(jobs,(</w:t>
+      </w:r>
+      <w:proofErr w:type="spellStart"/>
+      <w:r>
+        <w:t>a,b</w:t>
+      </w:r>
+      <w:proofErr w:type="spellEnd"/>
+      <w:r>
+        <w:t>)-&gt;</w:t>
+      </w:r>
+      <w:proofErr w:type="spellStart"/>
+      <w:r>
+        <w:t>b.profit-a.profit</w:t>
+      </w:r>
+      <w:proofErr w:type="spellEnd"/>
+      <w:r>
+        <w:t>);</w:t>
+      </w:r>
+      <w:r>
+        <w:br/>
+      </w:r>
+      <w:r>
+        <w:br/>
+        <w:t xml:space="preserve">        int </w:t>
+      </w:r>
+      <w:proofErr w:type="spellStart"/>
+      <w:r>
+        <w:t>maxDeadline</w:t>
+      </w:r>
+      <w:proofErr w:type="spellEnd"/>
+      <w:r>
+        <w:t xml:space="preserve"> = 0 ;</w:t>
+      </w:r>
+      <w:r>
+        <w:br/>
+      </w:r>
+      <w:r>
+        <w:br/>
+        <w:t xml:space="preserve">        for (Job </w:t>
+      </w:r>
+      <w:proofErr w:type="spellStart"/>
+      <w:r>
+        <w:t>job</w:t>
+      </w:r>
+      <w:proofErr w:type="spellEnd"/>
+      <w:r>
+        <w:t xml:space="preserve"> : jobs){</w:t>
+      </w:r>
+      <w:r>
+        <w:br/>
+        <w:t xml:space="preserve">            </w:t>
+      </w:r>
+      <w:proofErr w:type="spellStart"/>
+      <w:r>
+        <w:t>maxDeadline</w:t>
+      </w:r>
+      <w:proofErr w:type="spellEnd"/>
+      <w:r>
+        <w:t xml:space="preserve"> = </w:t>
+      </w:r>
+      <w:proofErr w:type="spellStart"/>
+      <w:r>
+        <w:t>Math.</w:t>
+      </w:r>
+      <w:r>
+        <w:rPr>
+          <w:i/>
+          <w:iCs/>
+        </w:rPr>
+        <w:t>max</w:t>
+      </w:r>
+      <w:proofErr w:type="spellEnd"/>
+      <w:r>
+        <w:t>(</w:t>
+      </w:r>
+      <w:proofErr w:type="spellStart"/>
+      <w:r>
+        <w:t>maxDeadline</w:t>
+      </w:r>
+      <w:proofErr w:type="spellEnd"/>
+      <w:r>
+        <w:t xml:space="preserve">, </w:t>
+      </w:r>
+      <w:proofErr w:type="spellStart"/>
+      <w:r>
+        <w:t>job.deadline</w:t>
+      </w:r>
+      <w:proofErr w:type="spellEnd"/>
+      <w:r>
+        <w:t>);</w:t>
+      </w:r>
+      <w:r>
+        <w:br/>
+        <w:t xml:space="preserve">        }</w:t>
+      </w:r>
+      <w:r>
+        <w:br/>
+      </w:r>
+      <w:r>
+        <w:br/>
+        <w:t xml:space="preserve">        </w:t>
+      </w:r>
+      <w:proofErr w:type="spellStart"/>
+      <w:r>
+        <w:t>boolean</w:t>
+      </w:r>
+      <w:proofErr w:type="spellEnd"/>
+      <w:r>
+        <w:t xml:space="preserve">[] slot = new </w:t>
+      </w:r>
+      <w:proofErr w:type="spellStart"/>
+      <w:r>
+        <w:t>boolean</w:t>
+      </w:r>
+      <w:proofErr w:type="spellEnd"/>
+      <w:r>
+        <w:t>[</w:t>
+      </w:r>
+      <w:proofErr w:type="spellStart"/>
+      <w:r>
+        <w:t>maxDeadline</w:t>
+      </w:r>
+      <w:proofErr w:type="spellEnd"/>
+      <w:r>
+        <w:t>];</w:t>
+      </w:r>
+      <w:r>
+        <w:br/>
+      </w:r>
+      <w:r>
+        <w:br/>
+        <w:t xml:space="preserve">        for (Job </w:t>
+      </w:r>
+      <w:proofErr w:type="spellStart"/>
+      <w:r>
+        <w:t>job</w:t>
+      </w:r>
+      <w:proofErr w:type="spellEnd"/>
+      <w:r>
+        <w:t xml:space="preserve"> : jobs){</w:t>
+      </w:r>
+      <w:r>
+        <w:br/>
+      </w:r>
+      <w:r>
+        <w:br/>
+        <w:t xml:space="preserve">            for (int j = job.deadline-1 ; j &gt;= 0; j--){</w:t>
+      </w:r>
+      <w:r>
+        <w:br/>
+        <w:t xml:space="preserve">                if (!slot[j]){</w:t>
+      </w:r>
+      <w:r>
+        <w:br/>
+        <w:t xml:space="preserve">                    slot[j] = true;</w:t>
+      </w:r>
+      <w:r>
+        <w:br/>
+        <w:t xml:space="preserve">                    </w:t>
+      </w:r>
+      <w:proofErr w:type="spellStart"/>
+      <w:r>
+        <w:t>maxProfit</w:t>
+      </w:r>
+      <w:proofErr w:type="spellEnd"/>
+      <w:r>
+        <w:t xml:space="preserve"> += </w:t>
+      </w:r>
+      <w:proofErr w:type="spellStart"/>
+      <w:r>
+        <w:t>job.profit</w:t>
+      </w:r>
+      <w:proofErr w:type="spellEnd"/>
+      <w:r>
+        <w:t>;</w:t>
+      </w:r>
+      <w:r>
+        <w:br/>
+        <w:t xml:space="preserve">                    break;</w:t>
+      </w:r>
+      <w:r>
+        <w:br/>
+        <w:t xml:space="preserve">                }</w:t>
+      </w:r>
+      <w:r>
+        <w:br/>
+        <w:t xml:space="preserve">            }</w:t>
+      </w:r>
+      <w:r>
+        <w:br/>
+        <w:t xml:space="preserve">        }</w:t>
+      </w:r>
+      <w:r>
+        <w:br/>
+      </w:r>
+      <w:r>
+        <w:br/>
+        <w:t xml:space="preserve">        return </w:t>
+      </w:r>
+      <w:proofErr w:type="spellStart"/>
+      <w:r>
+        <w:t>maxProfit</w:t>
+      </w:r>
+      <w:proofErr w:type="spellEnd"/>
+      <w:r>
+        <w:t>;</w:t>
+      </w:r>
+      <w:r>
+        <w:br/>
+        <w:t xml:space="preserve">    }</w:t>
+      </w:r>
+      <w:r>
+        <w:br/>
+      </w:r>
+      <w:r>
+        <w:br/>
+        <w:t xml:space="preserve">    public static void main(String[] </w:t>
+      </w:r>
+      <w:proofErr w:type="spellStart"/>
+      <w:r>
+        <w:t>args</w:t>
+      </w:r>
+      <w:proofErr w:type="spellEnd"/>
+      <w:r>
+        <w:t>) {</w:t>
+      </w:r>
+      <w:r>
+        <w:br/>
+        <w:t xml:space="preserve">        Job jobs[] = {new Job('a', 2, 100),</w:t>
+      </w:r>
+      <w:r>
+        <w:br/>
+        <w:t xml:space="preserve">                new Job('b', 1, 19),</w:t>
+      </w:r>
+      <w:r>
+        <w:br/>
+        <w:t xml:space="preserve">                new Job('c', 2, 27),</w:t>
+      </w:r>
+      <w:r>
+        <w:br/>
+        <w:t xml:space="preserve">                new Job('d', 1, 25),</w:t>
+      </w:r>
+      <w:r>
+        <w:br/>
+      </w:r>
+      <w:r>
+        <w:lastRenderedPageBreak/>
+        <w:t xml:space="preserve">                new Job('e', 3, 15)};</w:t>
+      </w:r>
+      <w:r>
+        <w:br/>
+      </w:r>
+      <w:r>
+        <w:br/>
+        <w:t xml:space="preserve">        int </w:t>
+      </w:r>
+      <w:proofErr w:type="spellStart"/>
+      <w:r>
+        <w:t>maxProfit</w:t>
+      </w:r>
+      <w:proofErr w:type="spellEnd"/>
+      <w:r>
+        <w:t xml:space="preserve"> = </w:t>
+      </w:r>
+      <w:proofErr w:type="spellStart"/>
+      <w:r>
+        <w:rPr>
+          <w:i/>
+          <w:iCs/>
+        </w:rPr>
+        <w:t>maxProfit</w:t>
+      </w:r>
+      <w:proofErr w:type="spellEnd"/>
+      <w:r>
+        <w:t>(jobs);</w:t>
+      </w:r>
+      <w:r>
+        <w:br/>
+        <w:t xml:space="preserve">        </w:t>
+      </w:r>
+      <w:proofErr w:type="spellStart"/>
+      <w:r>
+        <w:t>System.</w:t>
+      </w:r>
+      <w:r>
+        <w:rPr>
+          <w:i/>
+          <w:iCs/>
+        </w:rPr>
+        <w:t>out</w:t>
+      </w:r>
+      <w:r>
+        <w:t>.println</w:t>
+      </w:r>
+      <w:proofErr w:type="spellEnd"/>
+      <w:r>
+        <w:t>("Max profit : "+</w:t>
+      </w:r>
+      <w:proofErr w:type="spellStart"/>
+      <w:r>
+        <w:t>maxProfit</w:t>
+      </w:r>
+      <w:proofErr w:type="spellEnd"/>
+      <w:r>
+        <w:t>);</w:t>
+      </w:r>
+      <w:r>
+        <w:br/>
+        <w:t xml:space="preserve">    }</w:t>
+      </w:r>
+      <w:r>
+        <w:br/>
+        <w:t>}</w:t>
+      </w:r>
+    </w:p>
+    <w:p>
+      <w:r>
+        <w:rPr>
+          <w:b/>
+          <w:bCs/>
+        </w:rPr>
+        <w:t>Output</w:t>
+      </w:r>
+      <w:r>
+        <w:t xml:space="preserve">: </w:t>
+      </w:r>
+      <w:r>
+        <w:t xml:space="preserve">Max </w:t>
+      </w:r>
+      <w:r>
+        <w:t>profit:</w:t>
+      </w:r>
+      <w:r>
+        <w:t xml:space="preserve"> 142</w:t>
+      </w:r>
+    </w:p>
+    <w:p>
+      <w:pPr>
+        <w:rPr>
+          <w:b/>
+          <w:bCs/>
+        </w:rPr>
+      </w:pPr>
+      <w:r>
+        <w:rPr>
+          <w:b/>
+          <w:bCs/>
+        </w:rPr>
+        <w:t>Complexity:</w:t>
+      </w:r>
+    </w:p>
+    <w:p>
+      <w:r>
+        <w:drawing>
+          <wp:inline distT="0" distB="0" distL="0" distR="0" wp14:anchorId="5CDEFE32" wp14:editId="08792DEF">
+            <wp:extent cx="2915478" cy="1209706"/>
+            <wp:effectExtent l="0" t="0" r="0" b="0"/>
+            <wp:docPr id="854052540" name="Picture 1"/>
+            <wp:cNvGraphicFramePr>
+              <a:graphicFrameLocks xmlns:a="http://schemas.openxmlformats.org/drawingml/2006/main" noChangeAspect="1"/>
+            </wp:cNvGraphicFramePr>
+            <a:graphic xmlns:a="http://schemas.openxmlformats.org/drawingml/2006/main">
+              <a:graphicData uri="http://schemas.openxmlformats.org/drawingml/2006/picture">
+                <pic:pic xmlns:pic="http://schemas.openxmlformats.org/drawingml/2006/picture">
+                  <pic:nvPicPr>
+                    <pic:cNvPr id="854052540" name=""/>
+                    <pic:cNvPicPr/>
+                  </pic:nvPicPr>
+                  <pic:blipFill>
+                    <a:blip r:embed="rId10"/>
+                    <a:stretch>
+                      <a:fillRect/>
+                    </a:stretch>
+                  </pic:blipFill>
+                  <pic:spPr>
+                    <a:xfrm>
+                      <a:off x="0" y="0"/>
+                      <a:ext cx="2920746" cy="1211892"/>
+                    </a:xfrm>
+                    <a:prstGeom prst="rect">
+                      <a:avLst/>
+                    </a:prstGeom>
+                  </pic:spPr>
+                </pic:pic>
+              </a:graphicData>
+            </a:graphic>
+          </wp:inline>
+        </w:drawing>
+      </w:r>
+    </w:p>
+    <w:p>
+      <w:pPr>
+        <w:rPr>
+          <w:b/>
+          <w:bCs/>
+          <w:sz w:val="28"/>
+          <w:szCs w:val="28"/>
+          <w:u w:val="single"/>
+        </w:rPr>
+      </w:pPr>
+      <w:r>
+        <w:rPr>
+          <w:b/>
+          <w:bCs/>
+          <w:sz w:val="28"/>
+          <w:szCs w:val="28"/>
+          <w:u w:val="single"/>
+        </w:rPr>
+        <w:t>Huffman Coding</w:t>
+      </w:r>
+    </w:p>
+    <w:p>
+      <w:r>
+        <w:t>Huffman coding is a lossless data compression algorithm. The idea is to assign variable-length codes to input characters, lengths of the assigned codes are based on the frequencies of corresponding characters. The most frequent character gets the smallest code and the least frequent character gets the largest code.</w:t>
+      </w:r>
+      <w:r>
+        <w:br/>
+        <w:t>The variable-length codes assigned to input characters are Prefix Codes, means the codes (bit sequences) are assigned in such a way that the code assigned to one character is not the prefix of code assigned to any other character. This is how Huffman Coding makes sure that there is no ambiguity when decoding the generated bitstream. </w:t>
+      </w:r>
+      <w:r>
+        <w:br/>
+        <w:t>Let us understand prefix codes with a counter example. Let there be four characters a, b, c and d, and their corresponding variable length codes be 00, 01, 0 and 1. This coding leads to ambiguity because code assigned to c is the prefix of codes assigned to a and b. If the compressed bit stream is 0001, the de-compressed output may be "</w:t>
+      </w:r>
+      <w:proofErr w:type="spellStart"/>
+      <w:r>
+        <w:t>cccd</w:t>
+      </w:r>
+      <w:proofErr w:type="spellEnd"/>
+      <w:r>
+        <w:t>" or "</w:t>
+      </w:r>
+      <w:proofErr w:type="spellStart"/>
+      <w:r>
+        <w:t>ccb</w:t>
+      </w:r>
+      <w:proofErr w:type="spellEnd"/>
+      <w:r>
+        <w:t>" or "</w:t>
+      </w:r>
+      <w:proofErr w:type="spellStart"/>
+      <w:r>
+        <w:t>acd</w:t>
+      </w:r>
+      <w:proofErr w:type="spellEnd"/>
+      <w:r>
+        <w:t>" or "ab".</w:t>
+      </w:r>
+      <w:r>
+        <w:br/>
+        <w:t>See </w:t>
+      </w:r>
+      <w:hyperlink r:id="rId11" w:anchor="Applications" w:tgtFrame="_blank" w:history="1">
+        <w:r>
+          <w:rPr>
+            <w:rStyle w:val="Hyperlink"/>
+          </w:rPr>
+          <w:t>this </w:t>
+        </w:r>
+      </w:hyperlink>
+      <w:r>
+        <w:t>for applications of Huffman Coding. </w:t>
+      </w:r>
+      <w:r>
+        <w:br/>
+        <w:t>There are mainly two major parts in Huffman Coding</w:t>
+      </w:r>
+    </w:p>
+    <w:p>
+      <w:pPr>
+        <w:numPr>
+          <w:ilvl w:val="0"/>
+          <w:numId w:val="15"/>
+        </w:numPr>
+      </w:pPr>
+      <w:r>
+        <w:t>Build a Huffman Tree from input characters.</w:t>
+      </w:r>
+    </w:p>
+    <w:p>
+      <w:pPr>
+        <w:numPr>
+          <w:ilvl w:val="0"/>
+          <w:numId w:val="15"/>
+        </w:numPr>
+      </w:pPr>
+      <w:r>
+        <w:t>Traverse the Huffman Tree and assign codes to characters.</w:t>
+      </w:r>
+    </w:p>
+    <w:p>
+      <w:r>
+        <w:rPr>
+          <w:b/>
+          <w:bCs/>
+          <w:i/>
+          <w:iCs/>
+        </w:rPr>
+        <w:t>Steps to build Huffman Tree</w:t>
+      </w:r>
+      <w:r>
+        <w:br/>
+        <w:t>Input is an array of unique characters along with their frequency of occurrences and output is Huffman Tree. </w:t>
+      </w:r>
+    </w:p>
+    <w:p>
+      <w:pPr>
+        <w:numPr>
+          <w:ilvl w:val="0"/>
+          <w:numId w:val="16"/>
+        </w:numPr>
+      </w:pPr>
+      <w:r>
+        <w:lastRenderedPageBreak/>
+        <w:t>Create a leaf node for each unique character and build a min heap of all leaf nodes (Min Heap is used as a priority queue. The value of frequency field is used to compare two nodes in min heap. Initially, the least frequent character is at root)</w:t>
+      </w:r>
+    </w:p>
+    <w:p>
+      <w:pPr>
+        <w:numPr>
+          <w:ilvl w:val="0"/>
+          <w:numId w:val="16"/>
+        </w:numPr>
+      </w:pPr>
+      <w:r>
+        <w:t>Extract two nodes with the minimum frequency from the min heap.</w:t>
+      </w:r>
+      <w:r>
+        <w:br/>
+        <w:t> </w:t>
+      </w:r>
+    </w:p>
+    <w:p>
+      <w:pPr>
+        <w:numPr>
+          <w:ilvl w:val="0"/>
+          <w:numId w:val="16"/>
+        </w:numPr>
+      </w:pPr>
+      <w:r>
+        <w:t>Create a new internal node with a frequency equal to the sum of the two nodes frequencies. Make the first extracted node as its left child and the other extracted node as its right child. Add this node to the min heap.</w:t>
+      </w:r>
+    </w:p>
+    <w:p>
+      <w:pPr>
+        <w:numPr>
+          <w:ilvl w:val="0"/>
+          <w:numId w:val="16"/>
+        </w:numPr>
+      </w:pPr>
+      <w:r>
+        <w:t>Repeat steps#2 and #3 until the heap contains only one node. The remaining node is the root node and the tree is complete.</w:t>
+      </w:r>
+      <w:r>
+        <w:br/>
+        <w:t>Let us understand the algorithm with an example:</w:t>
+      </w:r>
+    </w:p>
+    <w:p>
+      <w:r>
+        <w:t>character   Frequency</w:t>
+      </w:r>
+    </w:p>
+    <w:p>
+      <w:r>
+        <w:t xml:space="preserve">    a            5</w:t>
+      </w:r>
+    </w:p>
+    <w:p>
+      <w:r>
+        <w:t xml:space="preserve">    b           9</w:t>
+      </w:r>
+    </w:p>
+    <w:p>
+      <w:r>
+        <w:t xml:space="preserve">    c           12</w:t>
+      </w:r>
+    </w:p>
+    <w:p>
+      <w:r>
+        <w:t xml:space="preserve">    d           13</w:t>
+      </w:r>
+    </w:p>
+    <w:p>
+      <w:r>
+        <w:t xml:space="preserve">    e           16</w:t>
+      </w:r>
+    </w:p>
+    <w:p>
+      <w:r>
+        <w:t xml:space="preserve">    f           45</w:t>
+      </w:r>
+    </w:p>
+    <w:p>
+      <w:r>
+        <w:rPr>
+          <w:b/>
+          <w:bCs/>
+        </w:rPr>
+        <w:t>Step 1.</w:t>
+      </w:r>
+      <w:r>
+        <w:t> Build a min heap that contains 6 nodes where each node represents root of a tree with single node.</w:t>
+      </w:r>
+      <w:r>
+        <w:br/>
+      </w:r>
+      <w:r>
+        <w:rPr>
+          <w:b/>
+          <w:bCs/>
+        </w:rPr>
+        <w:t>Step 2</w:t>
+      </w:r>
+      <w:r>
+        <w:t> Extract two minimum frequency nodes from min heap. Add a new internal node with frequency 5 + 9 = 14. </w:t>
+      </w:r>
+      <w:r>
+        <w:br/>
+        <w:t> </w:t>
+      </w:r>
+      <w:r>
+        <w:drawing>
+          <wp:inline distT="0" distB="0" distL="0" distR="0" wp14:anchorId="10100087" wp14:editId="4A97CE1F">
+            <wp:extent cx="2854325" cy="1232535"/>
+            <wp:effectExtent l="0" t="0" r="3175" b="5715"/>
+            <wp:docPr id="1512774192" name="Picture 12" descr="Huffman Coding step 2"/>
+            <wp:cNvGraphicFramePr>
+              <a:graphicFrameLocks xmlns:a="http://schemas.openxmlformats.org/drawingml/2006/main" noChangeAspect="1"/>
+            </wp:cNvGraphicFramePr>
+            <a:graphic xmlns:a="http://schemas.openxmlformats.org/drawingml/2006/main">
+              <a:graphicData uri="http://schemas.openxmlformats.org/drawingml/2006/picture">
+                <pic:pic xmlns:pic="http://schemas.openxmlformats.org/drawingml/2006/picture">
+                  <pic:nvPicPr>
+                    <pic:cNvPr id="0" name="Picture 31" descr="Huffman Coding step 2"/>
+                    <pic:cNvPicPr>
+                      <a:picLocks noChangeAspect="1" noChangeArrowheads="1"/>
+                    </pic:cNvPicPr>
+                  </pic:nvPicPr>
+                  <pic:blipFill>
+                    <a:blip r:embed="rId12">
+                      <a:extLst>
+                        <a:ext uri="{28A0092B-C50C-407E-A947-70E740481C1C}">
+                          <a14:useLocalDpi xmlns:a14="http://schemas.microsoft.com/office/drawing/2010/main" val="0"/>
+                        </a:ext>
+                      </a:extLst>
+                    </a:blip>
+                    <a:srcRect/>
+                    <a:stretch>
+                      <a:fillRect/>
+                    </a:stretch>
+                  </pic:blipFill>
+                  <pic:spPr bwMode="auto">
+                    <a:xfrm>
+                      <a:off x="0" y="0"/>
+                      <a:ext cx="2854325" cy="1232535"/>
+                    </a:xfrm>
+                    <a:prstGeom prst="rect">
+                      <a:avLst/>
+                    </a:prstGeom>
+                    <a:noFill/>
+                    <a:ln>
+                      <a:noFill/>
+                    </a:ln>
+                  </pic:spPr>
+                </pic:pic>
+              </a:graphicData>
+            </a:graphic>
+          </wp:inline>
+        </w:drawing>
+      </w:r>
+    </w:p>
+    <w:p>
+      <w:r>
+        <w:t>Now min heap contains 5 nodes where 4 nodes are roots of trees with single element each, and one heap node is root of tree with 3 elements</w:t>
+      </w:r>
+    </w:p>
+    <w:p>
+      <w:r>
+        <w:t>character           Frequency</w:t>
+      </w:r>
+    </w:p>
+    <w:p>
+      <w:r>
+        <w:t xml:space="preserve">       c       </w:t>
+      </w:r>
+      <w:r>
+        <w:tab/>
+      </w:r>
+      <w:r>
+        <w:t xml:space="preserve">        12</w:t>
+      </w:r>
+    </w:p>
+    <w:p>
+      <w:r>
+        <w:t xml:space="preserve">       d          </w:t>
+      </w:r>
+      <w:r>
+        <w:tab/>
+        <w:t xml:space="preserve">   </w:t>
+      </w:r>
+      <w:r>
+        <w:t xml:space="preserve">     13</w:t>
+      </w:r>
+    </w:p>
+    <w:p>
+      <w:r>
+        <w:lastRenderedPageBreak/>
+        <w:t xml:space="preserve"> Internal Node         14</w:t>
+      </w:r>
+    </w:p>
+    <w:p>
+      <w:r>
+        <w:t xml:space="preserve">       e               </w:t>
+      </w:r>
+      <w:r>
+        <w:tab/>
+        <w:t xml:space="preserve">      </w:t>
+      </w:r>
+      <w:r>
+        <w:t>16</w:t>
+      </w:r>
+    </w:p>
+    <w:p>
+      <w:r>
+        <w:t xml:space="preserve">       f            </w:t>
+      </w:r>
+      <w:r>
+        <w:tab/>
+        <w:t xml:space="preserve">   </w:t>
+      </w:r>
+      <w:r>
+        <w:t xml:space="preserve">    45</w:t>
+      </w:r>
+    </w:p>
+    <w:p>
+      <w:r>
+        <w:rPr>
+          <w:b/>
+          <w:bCs/>
+        </w:rPr>
+        <w:t>Step 3:</w:t>
+      </w:r>
+      <w:r>
+        <w:t> Extract two minimum frequency nodes from heap. Add a new internal node with frequency 12 + 13 = 25</w:t>
+      </w:r>
+      <w:r>
+        <w:br/>
+        <w:t> </w:t>
+      </w:r>
+      <w:r>
+        <w:drawing>
+          <wp:inline distT="0" distB="0" distL="0" distR="0" wp14:anchorId="50F10299" wp14:editId="4292A19E">
+            <wp:extent cx="2854325" cy="1256030"/>
+            <wp:effectExtent l="0" t="0" r="3175" b="1270"/>
+            <wp:docPr id="1797947065" name="Picture 11" descr="Huffman Coding step 3"/>
+            <wp:cNvGraphicFramePr>
+              <a:graphicFrameLocks xmlns:a="http://schemas.openxmlformats.org/drawingml/2006/main" noChangeAspect="1"/>
+            </wp:cNvGraphicFramePr>
+            <a:graphic xmlns:a="http://schemas.openxmlformats.org/drawingml/2006/main">
+              <a:graphicData uri="http://schemas.openxmlformats.org/drawingml/2006/picture">
+                <pic:pic xmlns:pic="http://schemas.openxmlformats.org/drawingml/2006/picture">
+                  <pic:nvPicPr>
+                    <pic:cNvPr id="0" name="Picture 32" descr="Huffman Coding step 3"/>
+                    <pic:cNvPicPr>
+                      <a:picLocks noChangeAspect="1" noChangeArrowheads="1"/>
+                    </pic:cNvPicPr>
+                  </pic:nvPicPr>
+                  <pic:blipFill>
+                    <a:blip r:embed="rId13">
+                      <a:extLst>
+                        <a:ext uri="{28A0092B-C50C-407E-A947-70E740481C1C}">
+                          <a14:useLocalDpi xmlns:a14="http://schemas.microsoft.com/office/drawing/2010/main" val="0"/>
+                        </a:ext>
+                      </a:extLst>
+                    </a:blip>
+                    <a:srcRect/>
+                    <a:stretch>
+                      <a:fillRect/>
+                    </a:stretch>
+                  </pic:blipFill>
+                  <pic:spPr bwMode="auto">
+                    <a:xfrm>
+                      <a:off x="0" y="0"/>
+                      <a:ext cx="2854325" cy="1256030"/>
+                    </a:xfrm>
+                    <a:prstGeom prst="rect">
+                      <a:avLst/>
+                    </a:prstGeom>
+                    <a:noFill/>
+                    <a:ln>
+                      <a:noFill/>
+                    </a:ln>
+                  </pic:spPr>
+                </pic:pic>
+              </a:graphicData>
+            </a:graphic>
+          </wp:inline>
+        </w:drawing>
+      </w:r>
+    </w:p>
+    <w:p>
+      <w:r>
+        <w:t xml:space="preserve">Now min heap contains 4 nodes where 2 nodes are roots of trees with single element each, and two heap nodes are root of tree with more than one </w:t>
+      </w:r>
+      <w:r>
+        <w:t>node</w:t>
+      </w:r>
+    </w:p>
+    <w:p>
+      <w:r>
+        <w:t>character           Frequency</w:t>
+      </w:r>
+    </w:p>
+    <w:p>
+      <w:r>
+        <w:t>Internal Node          14</w:t>
+      </w:r>
+    </w:p>
+    <w:p>
+      <w:r>
+        <w:t xml:space="preserve">       e </w:t>
+      </w:r>
+      <w:r>
+        <w:tab/>
+      </w:r>
+      <w:r>
+        <w:t xml:space="preserve">              </w:t>
+      </w:r>
+      <w:r>
+        <w:tab/>
+        <w:t xml:space="preserve">         </w:t>
+      </w:r>
+      <w:r>
+        <w:t>16</w:t>
+      </w:r>
+    </w:p>
+    <w:p>
+      <w:r>
+        <w:t>Internal Node          25</w:t>
+      </w:r>
+    </w:p>
+    <w:p>
+      <w:r>
+        <w:t xml:space="preserve">       f       </w:t>
+      </w:r>
+      <w:r>
+        <w:tab/>
+      </w:r>
+      <w:r>
+        <w:t xml:space="preserve">        </w:t>
+      </w:r>
+      <w:r>
+        <w:t xml:space="preserve"> </w:t>
+      </w:r>
+      <w:r>
+        <w:t>45</w:t>
+      </w:r>
+    </w:p>
+    <w:p>
+      <w:r>
+        <w:rPr>
+          <w:b/>
+          <w:bCs/>
+        </w:rPr>
+        <w:t>Step 4:</w:t>
+      </w:r>
+      <w:r>
+        <w:t> Extract two minimum frequency nodes. Add a new internal node with frequency 14 + 16 = 30</w:t>
+      </w:r>
+      <w:r>
+        <w:br/>
+        <w:t> </w:t>
+      </w:r>
+      <w:r>
+        <w:drawing>
+          <wp:inline distT="0" distB="0" distL="0" distR="0" wp14:anchorId="48FD9354" wp14:editId="30EF0569">
+            <wp:extent cx="2854325" cy="1542415"/>
+            <wp:effectExtent l="0" t="0" r="3175" b="635"/>
+            <wp:docPr id="1659592834" name="Picture 10" descr="Huffman Coding step 4"/>
+            <wp:cNvGraphicFramePr>
+              <a:graphicFrameLocks xmlns:a="http://schemas.openxmlformats.org/drawingml/2006/main" noChangeAspect="1"/>
+            </wp:cNvGraphicFramePr>
+            <a:graphic xmlns:a="http://schemas.openxmlformats.org/drawingml/2006/main">
+              <a:graphicData uri="http://schemas.openxmlformats.org/drawingml/2006/picture">
+                <pic:pic xmlns:pic="http://schemas.openxmlformats.org/drawingml/2006/picture">
+                  <pic:nvPicPr>
+                    <pic:cNvPr id="0" name="Picture 33" descr="Huffman Coding step 4"/>
+                    <pic:cNvPicPr>
+                      <a:picLocks noChangeAspect="1" noChangeArrowheads="1"/>
+                    </pic:cNvPicPr>
+                  </pic:nvPicPr>
+                  <pic:blipFill>
+                    <a:blip r:embed="rId14">
+                      <a:extLst>
+                        <a:ext uri="{28A0092B-C50C-407E-A947-70E740481C1C}">
+                          <a14:useLocalDpi xmlns:a14="http://schemas.microsoft.com/office/drawing/2010/main" val="0"/>
+                        </a:ext>
+                      </a:extLst>
+                    </a:blip>
+                    <a:srcRect/>
+                    <a:stretch>
+                      <a:fillRect/>
+                    </a:stretch>
+                  </pic:blipFill>
+                  <pic:spPr bwMode="auto">
+                    <a:xfrm>
+                      <a:off x="0" y="0"/>
+                      <a:ext cx="2854325" cy="1542415"/>
+                    </a:xfrm>
+                    <a:prstGeom prst="rect">
+                      <a:avLst/>
+                    </a:prstGeom>
+                    <a:noFill/>
+                    <a:ln>
+                      <a:noFill/>
+                    </a:ln>
+                  </pic:spPr>
+                </pic:pic>
+              </a:graphicData>
+            </a:graphic>
+          </wp:inline>
+        </w:drawing>
+      </w:r>
+    </w:p>
+    <w:p>
+      <w:r>
+        <w:t>Now min heap contains 3 nodes.</w:t>
+      </w:r>
+    </w:p>
+    <w:p>
+      <w:r>
+        <w:t>character          Frequency</w:t>
+      </w:r>
+    </w:p>
+    <w:p>
+      <w:r>
+        <w:t>Internal Node         25</w:t>
+      </w:r>
+    </w:p>
+    <w:p>
+      <w:r>
+        <w:t>Internal Node         30</w:t>
+      </w:r>
+    </w:p>
+    <w:p>
+      <w:r>
+        <w:t xml:space="preserve">      f        </w:t>
+      </w:r>
+      <w:r>
+        <w:tab/>
+        <w:t xml:space="preserve"> </w:t>
+      </w:r>
+      <w:r>
+        <w:t xml:space="preserve">       45 </w:t>
+      </w:r>
+    </w:p>
+    <w:p>
+      <w:r>
+        <w:rPr>
+          <w:b/>
+          <w:bCs/>
+        </w:rPr>
+        <w:lastRenderedPageBreak/>
+        <w:t>Step 5:</w:t>
+      </w:r>
+      <w:r>
+        <w:t> Extract two minimum frequency nodes. Add a new internal node with frequency 25 + 30 = 55</w:t>
+      </w:r>
+      <w:r>
+        <w:br/>
+        <w:t> </w:t>
+      </w:r>
+      <w:r>
+        <w:drawing>
+          <wp:inline distT="0" distB="0" distL="0" distR="0" wp14:anchorId="4309DEFF" wp14:editId="7A141D82">
+            <wp:extent cx="2854325" cy="1153160"/>
+            <wp:effectExtent l="0" t="0" r="3175" b="8890"/>
+            <wp:docPr id="1130416190" name="Picture 9" descr="Huffman Coding step 5"/>
+            <wp:cNvGraphicFramePr>
+              <a:graphicFrameLocks xmlns:a="http://schemas.openxmlformats.org/drawingml/2006/main" noChangeAspect="1"/>
+            </wp:cNvGraphicFramePr>
+            <a:graphic xmlns:a="http://schemas.openxmlformats.org/drawingml/2006/main">
+              <a:graphicData uri="http://schemas.openxmlformats.org/drawingml/2006/picture">
+                <pic:pic xmlns:pic="http://schemas.openxmlformats.org/drawingml/2006/picture">
+                  <pic:nvPicPr>
+                    <pic:cNvPr id="0" name="Picture 34" descr="Huffman Coding step 5"/>
+                    <pic:cNvPicPr>
+                      <a:picLocks noChangeAspect="1" noChangeArrowheads="1"/>
+                    </pic:cNvPicPr>
+                  </pic:nvPicPr>
+                  <pic:blipFill>
+                    <a:blip r:embed="rId15">
+                      <a:extLst>
+                        <a:ext uri="{28A0092B-C50C-407E-A947-70E740481C1C}">
+                          <a14:useLocalDpi xmlns:a14="http://schemas.microsoft.com/office/drawing/2010/main" val="0"/>
+                        </a:ext>
+                      </a:extLst>
+                    </a:blip>
+                    <a:srcRect/>
+                    <a:stretch>
+                      <a:fillRect/>
+                    </a:stretch>
+                  </pic:blipFill>
+                  <pic:spPr bwMode="auto">
+                    <a:xfrm>
+                      <a:off x="0" y="0"/>
+                      <a:ext cx="2854325" cy="1153160"/>
+                    </a:xfrm>
+                    <a:prstGeom prst="rect">
+                      <a:avLst/>
+                    </a:prstGeom>
+                    <a:noFill/>
+                    <a:ln>
+                      <a:noFill/>
+                    </a:ln>
+                  </pic:spPr>
+                </pic:pic>
+              </a:graphicData>
+            </a:graphic>
+          </wp:inline>
+        </w:drawing>
+      </w:r>
+    </w:p>
+    <w:p>
+      <w:r>
+        <w:t>Now min heap contains 2 nodes.</w:t>
+      </w:r>
+    </w:p>
+    <w:p>
+      <w:r>
+        <w:t>character     Frequency</w:t>
+      </w:r>
+    </w:p>
+    <w:p>
+      <w:r>
+        <w:t xml:space="preserve">       f      </w:t>
+      </w:r>
+      <w:r>
+        <w:t xml:space="preserve">        </w:t>
+      </w:r>
+      <w:r>
+        <w:tab/>
+      </w:r>
+      <w:r>
+        <w:t xml:space="preserve">   45</w:t>
+      </w:r>
+    </w:p>
+    <w:p>
+      <w:r>
+        <w:t>Internal Node    55</w:t>
+      </w:r>
+    </w:p>
+    <w:p>
+      <w:r>
+        <w:rPr>
+          <w:b/>
+          <w:bCs/>
+        </w:rPr>
+        <w:t>Step 6:</w:t>
+      </w:r>
+      <w:r>
+        <w:t> Extract two minimum frequency nodes. Add a new internal node with frequency 45 + 55 = 100</w:t>
+      </w:r>
+      <w:r>
+        <w:br/>
+        <w:t> </w:t>
+      </w:r>
+      <w:r>
+        <w:drawing>
+          <wp:inline distT="0" distB="0" distL="0" distR="0" wp14:anchorId="6CBCC289" wp14:editId="0ED9C2B9">
+            <wp:extent cx="2854325" cy="1590040"/>
+            <wp:effectExtent l="0" t="0" r="3175" b="0"/>
+            <wp:docPr id="466799865" name="Picture 8" descr="Huffman Coding step 6"/>
+            <wp:cNvGraphicFramePr>
+              <a:graphicFrameLocks xmlns:a="http://schemas.openxmlformats.org/drawingml/2006/main" noChangeAspect="1"/>
+            </wp:cNvGraphicFramePr>
+            <a:graphic xmlns:a="http://schemas.openxmlformats.org/drawingml/2006/main">
+              <a:graphicData uri="http://schemas.openxmlformats.org/drawingml/2006/picture">
+                <pic:pic xmlns:pic="http://schemas.openxmlformats.org/drawingml/2006/picture">
+                  <pic:nvPicPr>
+                    <pic:cNvPr id="0" name="Picture 35" descr="Huffman Coding step 6"/>
+                    <pic:cNvPicPr>
+                      <a:picLocks noChangeAspect="1" noChangeArrowheads="1"/>
+                    </pic:cNvPicPr>
+                  </pic:nvPicPr>
+                  <pic:blipFill>
+                    <a:blip r:embed="rId16">
+                      <a:extLst>
+                        <a:ext uri="{28A0092B-C50C-407E-A947-70E740481C1C}">
+                          <a14:useLocalDpi xmlns:a14="http://schemas.microsoft.com/office/drawing/2010/main" val="0"/>
+                        </a:ext>
+                      </a:extLst>
+                    </a:blip>
+                    <a:srcRect/>
+                    <a:stretch>
+                      <a:fillRect/>
+                    </a:stretch>
+                  </pic:blipFill>
+                  <pic:spPr bwMode="auto">
+                    <a:xfrm>
+                      <a:off x="0" y="0"/>
+                      <a:ext cx="2854325" cy="1590040"/>
+                    </a:xfrm>
+                    <a:prstGeom prst="rect">
+                      <a:avLst/>
+                    </a:prstGeom>
+                    <a:noFill/>
+                    <a:ln>
+                      <a:noFill/>
+                    </a:ln>
+                  </pic:spPr>
+                </pic:pic>
+              </a:graphicData>
+            </a:graphic>
+          </wp:inline>
+        </w:drawing>
+      </w:r>
+    </w:p>
+    <w:p>
+      <w:r>
+        <w:t>Now min heap contains only one node.</w:t>
+      </w:r>
+    </w:p>
+    <w:p>
+      <w:r>
+        <w:t>character      Frequency</w:t>
+      </w:r>
+    </w:p>
+    <w:p>
+      <w:r>
+        <w:t>Internal Node    100</w:t>
+      </w:r>
+    </w:p>
+    <w:p>
+      <w:r>
+        <w:t>Since the heap contains only one node, the algorithm stops here.</w:t>
+      </w:r>
+    </w:p>
+    <w:p>
+      <w:r>
+        <w:rPr>
+          <w:b/>
+          <w:bCs/>
+          <w:i/>
+          <w:iCs/>
+        </w:rPr>
+        <w:t>Steps to print codes from Huffman Tree:</w:t>
+      </w:r>
+      <w:r>
+        <w:br/>
+        <w:t>Traverse the tree formed starting from the root. Maintain an auxiliary array. While moving to the left child, write 0 to the array. While moving to the right child, write 1 to the array. Print the array when a leaf node is encountered.</w:t>
+      </w:r>
+      <w:r>
+        <w:br/>
+        <w:t> </w:t>
+      </w:r>
+      <w:r>
+        <w:drawing>
+          <wp:inline distT="0" distB="0" distL="0" distR="0" wp14:anchorId="2080032C" wp14:editId="7539BFF9">
+            <wp:extent cx="2854325" cy="1590040"/>
+            <wp:effectExtent l="0" t="0" r="3175" b="0"/>
+            <wp:docPr id="594811230" name="Picture 7" descr="Steps to print codes from Huffman Tree"/>
+            <wp:cNvGraphicFramePr>
+              <a:graphicFrameLocks xmlns:a="http://schemas.openxmlformats.org/drawingml/2006/main" noChangeAspect="1"/>
+            </wp:cNvGraphicFramePr>
+            <a:graphic xmlns:a="http://schemas.openxmlformats.org/drawingml/2006/main">
+              <a:graphicData uri="http://schemas.openxmlformats.org/drawingml/2006/picture">
+                <pic:pic xmlns:pic="http://schemas.openxmlformats.org/drawingml/2006/picture">
+                  <pic:nvPicPr>
+                    <pic:cNvPr id="0" name="Picture 36" descr="Steps to print codes from Huffman Tree"/>
+                    <pic:cNvPicPr>
+                      <a:picLocks noChangeAspect="1" noChangeArrowheads="1"/>
+                    </pic:cNvPicPr>
+                  </pic:nvPicPr>
+                  <pic:blipFill>
+                    <a:blip r:embed="rId17">
+                      <a:extLst>
+                        <a:ext uri="{28A0092B-C50C-407E-A947-70E740481C1C}">
+                          <a14:useLocalDpi xmlns:a14="http://schemas.microsoft.com/office/drawing/2010/main" val="0"/>
+                        </a:ext>
+                      </a:extLst>
+                    </a:blip>
+                    <a:srcRect/>
+                    <a:stretch>
+                      <a:fillRect/>
+                    </a:stretch>
+                  </pic:blipFill>
+                  <pic:spPr bwMode="auto">
+                    <a:xfrm>
+                      <a:off x="0" y="0"/>
+                      <a:ext cx="2854325" cy="1590040"/>
+                    </a:xfrm>
+                    <a:prstGeom prst="rect">
+                      <a:avLst/>
+                    </a:prstGeom>
+                    <a:noFill/>
+                    <a:ln>
+                      <a:noFill/>
+                    </a:ln>
+                  </pic:spPr>
+                </pic:pic>
+              </a:graphicData>
+            </a:graphic>
+          </wp:inline>
+        </w:drawing>
+      </w:r>
+    </w:p>
+    <w:p>
+      <w:r>
+        <w:lastRenderedPageBreak/>
+        <w:t>The codes are as follows:</w:t>
+      </w:r>
+    </w:p>
+    <w:p>
+      <w:r>
+        <w:t>character   code-word</w:t>
+      </w:r>
+    </w:p>
+    <w:p>
+      <w:r>
+        <w:t xml:space="preserve">    f          0</w:t>
+      </w:r>
+    </w:p>
+    <w:p>
+      <w:r>
+        <w:t xml:space="preserve">    c          100</w:t>
+      </w:r>
+    </w:p>
+    <w:p>
+      <w:r>
+        <w:t xml:space="preserve">    d          101</w:t>
+      </w:r>
+    </w:p>
+    <w:p>
+      <w:r>
+        <w:t xml:space="preserve">    a          1100</w:t>
+      </w:r>
+    </w:p>
+    <w:p>
+      <w:r>
+        <w:t xml:space="preserve">    b          1101</w:t>
+      </w:r>
+    </w:p>
+    <w:p>
+      <w:r>
+        <w:t xml:space="preserve">    e          111</w:t>
+      </w:r>
+    </w:p>
+    <w:p>
+      <w:r>
+        <w:drawing>
+          <wp:inline distT="0" distB="0" distL="0" distR="0" wp14:anchorId="1045927A" wp14:editId="35D97EE0">
+            <wp:extent cx="6547571" cy="4426226"/>
+            <wp:effectExtent l="0" t="0" r="5715" b="0"/>
+            <wp:docPr id="1159588926" name="Picture 1"/>
+            <wp:cNvGraphicFramePr>
+              <a:graphicFrameLocks xmlns:a="http://schemas.openxmlformats.org/drawingml/2006/main" noChangeAspect="1"/>
+            </wp:cNvGraphicFramePr>
+            <a:graphic xmlns:a="http://schemas.openxmlformats.org/drawingml/2006/main">
+              <a:graphicData uri="http://schemas.openxmlformats.org/drawingml/2006/picture">
+                <pic:pic xmlns:pic="http://schemas.openxmlformats.org/drawingml/2006/picture">
+                  <pic:nvPicPr>
+                    <pic:cNvPr id="1159588926" name=""/>
+                    <pic:cNvPicPr/>
+                  </pic:nvPicPr>
+                  <pic:blipFill>
+                    <a:blip r:embed="rId18"/>
+                    <a:stretch>
+                      <a:fillRect/>
+                    </a:stretch>
+                  </pic:blipFill>
+                  <pic:spPr>
+                    <a:xfrm>
+                      <a:off x="0" y="0"/>
+                      <a:ext cx="6557348" cy="4432835"/>
+                    </a:xfrm>
+                    <a:prstGeom prst="rect">
+                      <a:avLst/>
+                    </a:prstGeom>
+                  </pic:spPr>
+                </pic:pic>
+              </a:graphicData>
+            </a:graphic>
+          </wp:inline>
+        </w:drawing>
+      </w:r>
+    </w:p>
+    <w:p>
+      <w:pPr>
+        <w:rPr>
+          <w:b/>
+          <w:bCs/>
+          <w:u w:val="single"/>
+        </w:rPr>
+      </w:pPr>
+      <w:r>
+        <w:rPr>
+          <w:b/>
+          <w:bCs/>
+          <w:u w:val="single"/>
+        </w:rPr>
+        <w:t>Java Implementation:</w:t>
+      </w:r>
+    </w:p>
+    <w:p>
+      <w:r>
+        <w:t>public class _05HuffmanCoding {</w:t>
+      </w:r>
+      <w:r>
+        <w:br/>
+        <w:t xml:space="preserve">    static class </w:t>
+      </w:r>
+      <w:r>
+        <w:rPr>
+          <w:b/>
+          <w:bCs/>
+        </w:rPr>
+        <w:t>Node</w:t>
+      </w:r>
+      <w:r>
+        <w:t>{</w:t>
+      </w:r>
+      <w:r>
+        <w:br/>
+        <w:t xml:space="preserve">        char ch;</w:t>
+      </w:r>
+      <w:r>
+        <w:br/>
+        <w:t xml:space="preserve">        int </w:t>
+      </w:r>
+      <w:proofErr w:type="spellStart"/>
+      <w:r>
+        <w:t>freq</w:t>
+      </w:r>
+      <w:proofErr w:type="spellEnd"/>
+      <w:r>
+        <w:t>;</w:t>
+      </w:r>
+      <w:r>
+        <w:br/>
+        <w:t xml:space="preserve">        Node left;</w:t>
+      </w:r>
+      <w:r>
+        <w:br/>
+        <w:t xml:space="preserve">        Node right;</w:t>
+      </w:r>
+      <w:r>
+        <w:br/>
+      </w:r>
+      <w:r>
+        <w:lastRenderedPageBreak/>
+        <w:t xml:space="preserve">        public Node(char ch, int </w:t>
+      </w:r>
+      <w:proofErr w:type="spellStart"/>
+      <w:r>
+        <w:t>freq</w:t>
+      </w:r>
+      <w:proofErr w:type="spellEnd"/>
+      <w:r>
+        <w:t>, Node left, Node right){</w:t>
+      </w:r>
+      <w:r>
+        <w:br/>
+        <w:t xml:space="preserve">            this.ch = ch;</w:t>
+      </w:r>
+      <w:r>
+        <w:br/>
+        <w:t xml:space="preserve">            </w:t>
+      </w:r>
+      <w:proofErr w:type="spellStart"/>
+      <w:r>
+        <w:t>this.freq</w:t>
+      </w:r>
+      <w:proofErr w:type="spellEnd"/>
+      <w:r>
+        <w:t xml:space="preserve"> = </w:t>
+      </w:r>
+      <w:proofErr w:type="spellStart"/>
+      <w:r>
+        <w:t>freq</w:t>
+      </w:r>
+      <w:proofErr w:type="spellEnd"/>
+      <w:r>
+        <w:t>;</w:t>
+      </w:r>
+      <w:r>
+        <w:br/>
+        <w:t xml:space="preserve">            </w:t>
+      </w:r>
+      <w:proofErr w:type="spellStart"/>
+      <w:r>
+        <w:t>this.left</w:t>
+      </w:r>
+      <w:proofErr w:type="spellEnd"/>
+      <w:r>
+        <w:t xml:space="preserve"> = left;</w:t>
+      </w:r>
+      <w:r>
+        <w:br/>
+        <w:t xml:space="preserve">            </w:t>
+      </w:r>
+      <w:proofErr w:type="spellStart"/>
+      <w:r>
+        <w:t>this.right</w:t>
+      </w:r>
+      <w:proofErr w:type="spellEnd"/>
+      <w:r>
+        <w:t xml:space="preserve"> = right;</w:t>
+      </w:r>
+      <w:r>
+        <w:br/>
+        <w:t xml:space="preserve">        }</w:t>
+      </w:r>
+      <w:r>
+        <w:br/>
+        <w:t xml:space="preserve">    }</w:t>
+      </w:r>
+      <w:r>
+        <w:br/>
+      </w:r>
+      <w:r>
+        <w:br/>
+        <w:t xml:space="preserve">    public static void </w:t>
+      </w:r>
+      <w:proofErr w:type="spellStart"/>
+      <w:r>
+        <w:rPr>
+          <w:b/>
+          <w:bCs/>
+        </w:rPr>
+        <w:t>printHuffmanCodes</w:t>
+      </w:r>
+      <w:proofErr w:type="spellEnd"/>
+      <w:r>
+        <w:t>(char[] chars, int[] frequencies){</w:t>
+      </w:r>
+      <w:r>
+        <w:br/>
+        <w:t xml:space="preserve">        if (</w:t>
+      </w:r>
+      <w:proofErr w:type="spellStart"/>
+      <w:r>
+        <w:t>chars.length</w:t>
+      </w:r>
+      <w:proofErr w:type="spellEnd"/>
+      <w:r>
+        <w:t xml:space="preserve"> != </w:t>
+      </w:r>
+      <w:proofErr w:type="spellStart"/>
+      <w:r>
+        <w:t>frequencies.length</w:t>
+      </w:r>
+      <w:proofErr w:type="spellEnd"/>
+      <w:r>
+        <w:t>){</w:t>
+      </w:r>
+      <w:r>
+        <w:br/>
+        <w:t xml:space="preserve">            throw new </w:t>
+      </w:r>
+      <w:proofErr w:type="spellStart"/>
+      <w:r>
+        <w:t>IllegalArgumentException</w:t>
+      </w:r>
+      <w:proofErr w:type="spellEnd"/>
+      <w:r>
+        <w:t>("Invalid Input");</w:t>
+      </w:r>
+      <w:r>
+        <w:br/>
+        <w:t xml:space="preserve">        }</w:t>
+      </w:r>
+      <w:r>
+        <w:br/>
+        <w:t xml:space="preserve">        </w:t>
+      </w:r>
+      <w:r>
+        <w:br/>
+        <w:t xml:space="preserve">        </w:t>
+      </w:r>
+      <w:proofErr w:type="spellStart"/>
+      <w:r>
+        <w:t>PriorityQueue</w:t>
+      </w:r>
+      <w:proofErr w:type="spellEnd"/>
+      <w:r>
+        <w:t xml:space="preserve">&lt;Node&gt; minheap = new </w:t>
+      </w:r>
+      <w:proofErr w:type="spellStart"/>
+      <w:r>
+        <w:t>PriorityQueue</w:t>
+      </w:r>
+      <w:proofErr w:type="spellEnd"/>
+      <w:r>
+        <w:t>&lt;&gt;((</w:t>
+      </w:r>
+      <w:proofErr w:type="spellStart"/>
+      <w:r>
+        <w:t>a,b</w:t>
+      </w:r>
+      <w:proofErr w:type="spellEnd"/>
+      <w:r>
+        <w:t>)-&gt;</w:t>
+      </w:r>
+      <w:proofErr w:type="spellStart"/>
+      <w:r>
+        <w:t>a.freq-b.freq</w:t>
+      </w:r>
+      <w:proofErr w:type="spellEnd"/>
+      <w:r>
+        <w:t>);</w:t>
+      </w:r>
+      <w:r>
+        <w:br/>
+      </w:r>
+      <w:r>
+        <w:br/>
+        <w:t xml:space="preserve">        for (int </w:t>
+      </w:r>
+      <w:proofErr w:type="spellStart"/>
+      <w:r>
+        <w:t>i</w:t>
+      </w:r>
+      <w:proofErr w:type="spellEnd"/>
+      <w:r>
+        <w:t xml:space="preserve"> = 0 ; </w:t>
+      </w:r>
+      <w:proofErr w:type="spellStart"/>
+      <w:r>
+        <w:t>i</w:t>
+      </w:r>
+      <w:proofErr w:type="spellEnd"/>
+      <w:r>
+        <w:t xml:space="preserve"> &lt; </w:t>
+      </w:r>
+      <w:proofErr w:type="spellStart"/>
+      <w:r>
+        <w:t>chars.length</w:t>
+      </w:r>
+      <w:proofErr w:type="spellEnd"/>
+      <w:r>
+        <w:t xml:space="preserve"> ; </w:t>
+      </w:r>
+      <w:proofErr w:type="spellStart"/>
+      <w:r>
+        <w:t>i</w:t>
+      </w:r>
+      <w:proofErr w:type="spellEnd"/>
+      <w:r>
+        <w:t>++){</w:t>
+      </w:r>
+      <w:r>
+        <w:br/>
+        <w:t xml:space="preserve">            </w:t>
+      </w:r>
+      <w:proofErr w:type="spellStart"/>
+      <w:r>
+        <w:t>minheap.add</w:t>
+      </w:r>
+      <w:proofErr w:type="spellEnd"/>
+      <w:r>
+        <w:t>(new Node(chars[</w:t>
+      </w:r>
+      <w:proofErr w:type="spellStart"/>
+      <w:r>
+        <w:t>i</w:t>
+      </w:r>
+      <w:proofErr w:type="spellEnd"/>
+      <w:r>
+        <w:t>],frequencies[</w:t>
+      </w:r>
+      <w:proofErr w:type="spellStart"/>
+      <w:r>
+        <w:t>i</w:t>
+      </w:r>
+      <w:proofErr w:type="spellEnd"/>
+      <w:r>
+        <w:t>],</w:t>
+      </w:r>
+      <w:proofErr w:type="spellStart"/>
+      <w:r>
+        <w:t>null,null</w:t>
+      </w:r>
+      <w:proofErr w:type="spellEnd"/>
+      <w:r>
+        <w:t xml:space="preserve"> ));</w:t>
+      </w:r>
+      <w:r>
+        <w:br/>
+        <w:t xml:space="preserve">        }</w:t>
+      </w:r>
+      <w:r>
+        <w:br/>
+      </w:r>
+      <w:r>
+        <w:br/>
+        <w:t xml:space="preserve">        while (</w:t>
+      </w:r>
+      <w:proofErr w:type="spellStart"/>
+      <w:r>
+        <w:t>minheap.size</w:t>
+      </w:r>
+      <w:proofErr w:type="spellEnd"/>
+      <w:r>
+        <w:t>() &gt; 1){</w:t>
+      </w:r>
+      <w:r>
+        <w:br/>
+        <w:t xml:space="preserve">            Node left = </w:t>
+      </w:r>
+      <w:proofErr w:type="spellStart"/>
+      <w:r>
+        <w:t>minheap.poll</w:t>
+      </w:r>
+      <w:proofErr w:type="spellEnd"/>
+      <w:r>
+        <w:t>();</w:t>
+      </w:r>
+      <w:r>
+        <w:br/>
+        <w:t xml:space="preserve">            Node right = </w:t>
+      </w:r>
+      <w:proofErr w:type="spellStart"/>
+      <w:r>
+        <w:t>minheap.poll</w:t>
+      </w:r>
+      <w:proofErr w:type="spellEnd"/>
+      <w:r>
+        <w:t>();</w:t>
+      </w:r>
+      <w:r>
+        <w:br/>
+        <w:t xml:space="preserve">            </w:t>
+      </w:r>
+      <w:proofErr w:type="spellStart"/>
+      <w:r>
+        <w:t>minheap.add</w:t>
+      </w:r>
+      <w:proofErr w:type="spellEnd"/>
+      <w:r>
+        <w:t xml:space="preserve">(new Node('$', </w:t>
+      </w:r>
+      <w:proofErr w:type="spellStart"/>
+      <w:r>
+        <w:t>left.freq</w:t>
+      </w:r>
+      <w:proofErr w:type="spellEnd"/>
+      <w:r>
+        <w:t xml:space="preserve">+ </w:t>
+      </w:r>
+      <w:proofErr w:type="spellStart"/>
+      <w:r>
+        <w:t>right.freq,left,right</w:t>
+      </w:r>
+      <w:proofErr w:type="spellEnd"/>
+      <w:r>
+        <w:t xml:space="preserve"> ));</w:t>
+      </w:r>
+      <w:r>
+        <w:br/>
+        <w:t xml:space="preserve">        }</w:t>
+      </w:r>
+      <w:r>
+        <w:br/>
+      </w:r>
+      <w:r>
+        <w:br/>
+        <w:t xml:space="preserve">        </w:t>
+      </w:r>
+      <w:proofErr w:type="spellStart"/>
+      <w:r>
+        <w:rPr>
+          <w:i/>
+          <w:iCs/>
+        </w:rPr>
+        <w:t>recursivePrint</w:t>
+      </w:r>
+      <w:proofErr w:type="spellEnd"/>
+      <w:r>
+        <w:t>(</w:t>
+      </w:r>
+      <w:proofErr w:type="spellStart"/>
+      <w:r>
+        <w:t>minheap.peek</w:t>
+      </w:r>
+      <w:proofErr w:type="spellEnd"/>
+      <w:r>
+        <w:t>(),"");</w:t>
+      </w:r>
+      <w:r>
+        <w:br/>
+        <w:t xml:space="preserve">    }</w:t>
+      </w:r>
+      <w:r>
+        <w:br/>
+      </w:r>
+      <w:r>
+        <w:br/>
+        <w:t xml:space="preserve">    public static void </w:t>
+      </w:r>
+      <w:proofErr w:type="spellStart"/>
+      <w:r>
+        <w:t>recursivePrint</w:t>
+      </w:r>
+      <w:proofErr w:type="spellEnd"/>
+      <w:r>
+        <w:t>(Node root, String s){</w:t>
+      </w:r>
+      <w:r>
+        <w:br/>
+        <w:t xml:space="preserve">        if (root == null){</w:t>
+      </w:r>
+      <w:r>
+        <w:br/>
+        <w:t xml:space="preserve">            return;</w:t>
+      </w:r>
+      <w:r>
+        <w:br/>
+        <w:t xml:space="preserve">        }</w:t>
+      </w:r>
+      <w:r>
+        <w:br/>
+      </w:r>
+      <w:r>
+        <w:br/>
+        <w:t xml:space="preserve">        if (</w:t>
+      </w:r>
+      <w:proofErr w:type="spellStart"/>
+      <w:r>
+        <w:t>root.left</w:t>
+      </w:r>
+      <w:proofErr w:type="spellEnd"/>
+      <w:r>
+        <w:t xml:space="preserve"> == null &amp;&amp; </w:t>
+      </w:r>
+      <w:proofErr w:type="spellStart"/>
+      <w:r>
+        <w:t>root.right</w:t>
+      </w:r>
+      <w:proofErr w:type="spellEnd"/>
+      <w:r>
+        <w:t xml:space="preserve"> == null){</w:t>
+      </w:r>
+      <w:r>
+        <w:br/>
+        <w:t xml:space="preserve">            </w:t>
+      </w:r>
+      <w:proofErr w:type="spellStart"/>
+      <w:r>
+        <w:t>System.</w:t>
+      </w:r>
+      <w:r>
+        <w:rPr>
+          <w:i/>
+          <w:iCs/>
+        </w:rPr>
+        <w:t>out</w:t>
+      </w:r>
+      <w:r>
+        <w:t>.println</w:t>
+      </w:r>
+      <w:proofErr w:type="spellEnd"/>
+      <w:r>
+        <w:t>(root.ch+" "+s);</w:t>
+      </w:r>
+      <w:r>
+        <w:br/>
+        <w:t xml:space="preserve">        }</w:t>
+      </w:r>
+      <w:r>
+        <w:br/>
+        <w:t xml:space="preserve">        </w:t>
+      </w:r>
+      <w:proofErr w:type="spellStart"/>
+      <w:r>
+        <w:rPr>
+          <w:i/>
+          <w:iCs/>
+        </w:rPr>
+        <w:t>recursivePrint</w:t>
+      </w:r>
+      <w:proofErr w:type="spellEnd"/>
+      <w:r>
+        <w:t>(root.left,s+"0");</w:t>
+      </w:r>
+      <w:r>
+        <w:br/>
+        <w:t xml:space="preserve">        </w:t>
+      </w:r>
+      <w:proofErr w:type="spellStart"/>
+      <w:r>
+        <w:rPr>
+          <w:i/>
+          <w:iCs/>
+        </w:rPr>
+        <w:t>recursivePrint</w:t>
+      </w:r>
+      <w:proofErr w:type="spellEnd"/>
+      <w:r>
+        <w:t>(root.right,s+"1");</w:t>
+      </w:r>
+      <w:r>
+        <w:br/>
+      </w:r>
+      <w:r>
+        <w:br/>
+        <w:t xml:space="preserve">    }</w:t>
+      </w:r>
+      <w:r>
+        <w:br/>
+      </w:r>
+      <w:r>
+        <w:lastRenderedPageBreak/>
+        <w:br/>
+        <w:t xml:space="preserve">    public static void main(String[] </w:t>
+      </w:r>
+      <w:proofErr w:type="spellStart"/>
+      <w:r>
+        <w:t>args</w:t>
+      </w:r>
+      <w:proofErr w:type="spellEnd"/>
+      <w:r>
+        <w:t>) {</w:t>
+      </w:r>
+      <w:r>
+        <w:br/>
+        <w:t xml:space="preserve">        char[] </w:t>
+      </w:r>
+      <w:proofErr w:type="spellStart"/>
+      <w:r>
+        <w:t>charArray</w:t>
+      </w:r>
+      <w:proofErr w:type="spellEnd"/>
+      <w:r>
+        <w:t xml:space="preserve"> = { 'a', 'b', 'c', 'd', 'e', 'f' };</w:t>
+      </w:r>
+      <w:r>
+        <w:br/>
+        <w:t xml:space="preserve">        int[] </w:t>
+      </w:r>
+      <w:proofErr w:type="spellStart"/>
+      <w:r>
+        <w:t>charfreq</w:t>
+      </w:r>
+      <w:proofErr w:type="spellEnd"/>
+      <w:r>
+        <w:t xml:space="preserve"> = { 5, 9, 12, 13, 16, 45 };</w:t>
+      </w:r>
+      <w:r>
+        <w:br/>
+      </w:r>
+      <w:r>
+        <w:br/>
+        <w:t xml:space="preserve">        </w:t>
+      </w:r>
+      <w:proofErr w:type="spellStart"/>
+      <w:r>
+        <w:rPr>
+          <w:i/>
+          <w:iCs/>
+        </w:rPr>
+        <w:t>printHuffmanCodes</w:t>
+      </w:r>
+      <w:proofErr w:type="spellEnd"/>
+      <w:r>
+        <w:t>(</w:t>
+      </w:r>
+      <w:proofErr w:type="spellStart"/>
+      <w:r>
+        <w:t>charArray,charfreq</w:t>
+      </w:r>
+      <w:proofErr w:type="spellEnd"/>
+      <w:r>
+        <w:t>);</w:t>
+      </w:r>
+      <w:r>
+        <w:br/>
+        <w:t xml:space="preserve">    }</w:t>
+      </w:r>
+      <w:r>
+        <w:br/>
+        <w:t>}</w:t>
+      </w:r>
+    </w:p>
+    <w:p>
+      <w:r>
+        <w:rPr>
+          <w:b/>
+          <w:bCs/>
+        </w:rPr>
+        <w:t>Output</w:t>
+      </w:r>
+      <w:r>
+        <w:t>:</w:t>
+      </w:r>
+    </w:p>
+    <w:p>
+      <w:r>
+        <w:t>f 0</w:t>
+      </w:r>
+    </w:p>
+    <w:p>
+      <w:r>
+        <w:t>c 100</w:t>
+      </w:r>
+    </w:p>
+    <w:p>
+      <w:r>
+        <w:t>d 101</w:t>
+      </w:r>
+    </w:p>
+    <w:p>
+      <w:r>
+        <w:t>a 1100</w:t>
+      </w:r>
+    </w:p>
+    <w:p>
+      <w:r>
+        <w:t>b 1101</w:t>
+      </w:r>
+    </w:p>
+    <w:p>
+      <w:r>
+        <w:t>e 111</w:t>
+      </w:r>
+    </w:p>
+    <w:p>
+      <w:r>
+        <w:rPr>
+          <w:b/>
+          <w:bCs/>
+          <w:i/>
+          <w:iCs/>
+        </w:rPr>
+        <w:t>Time complexity:</w:t>
+      </w:r>
+      <w:r>
+        <w:t> O(</w:t>
+      </w:r>
+      <w:proofErr w:type="spellStart"/>
+      <w:r>
+        <w:rPr>
+          <w:b/>
+          <w:bCs/>
+        </w:rPr>
+        <w:t>nlogn</w:t>
+      </w:r>
+      <w:proofErr w:type="spellEnd"/>
+      <w:r>
+        <w:t xml:space="preserve">) where n is the number of unique characters. If there are n nodes, </w:t>
+      </w:r>
+      <w:proofErr w:type="spellStart"/>
+      <w:proofErr w:type="gramStart"/>
+      <w:r>
+        <w:t>extractMin</w:t>
+      </w:r>
+      <w:proofErr w:type="spellEnd"/>
+      <w:r>
+        <w:t>(</w:t>
+      </w:r>
+      <w:proofErr w:type="gramEnd"/>
+      <w:r>
+        <w:t xml:space="preserve">) is called 2*(n - 1) times. </w:t>
+      </w:r>
+      <w:proofErr w:type="spellStart"/>
+      <w:proofErr w:type="gramStart"/>
+      <w:r>
+        <w:t>extractMin</w:t>
+      </w:r>
+      <w:proofErr w:type="spellEnd"/>
+      <w:r>
+        <w:t>(</w:t>
+      </w:r>
+      <w:proofErr w:type="gramEnd"/>
+      <w:r>
+        <w:t>) takes O(</w:t>
+      </w:r>
+      <w:proofErr w:type="spellStart"/>
+      <w:r>
+        <w:t>logn</w:t>
+      </w:r>
+      <w:proofErr w:type="spellEnd"/>
+      <w:r>
+        <w:t xml:space="preserve">) time as it </w:t>
+      </w:r>
+      <w:proofErr w:type="spellStart"/>
+      <w:r>
+        <w:t>calles</w:t>
+      </w:r>
+      <w:proofErr w:type="spellEnd"/>
+      <w:r>
+        <w:t xml:space="preserve"> </w:t>
+      </w:r>
+      <w:proofErr w:type="spellStart"/>
+      <w:proofErr w:type="gramStart"/>
+      <w:r>
+        <w:t>minHeapify</w:t>
+      </w:r>
+      <w:proofErr w:type="spellEnd"/>
+      <w:r>
+        <w:t>(</w:t>
+      </w:r>
+      <w:proofErr w:type="gramEnd"/>
+      <w:r>
+        <w:t>). So, overall complexity is O(</w:t>
+      </w:r>
+      <w:proofErr w:type="spellStart"/>
+      <w:r>
+        <w:t>nlogn</w:t>
+      </w:r>
+      <w:proofErr w:type="spellEnd"/>
+      <w:r>
+        <w:t>).</w:t>
+      </w:r>
+      <w:r>
+        <w:br/>
+        <w:t>If the input array is sorted, there exists a linear time algorithm. We will soon be discussing in our next post.</w:t>
+      </w:r>
+    </w:p>
+    <w:p>
+      <w:r>
+        <w:t>Applications of Huffman Coding:</w:t>
+      </w:r>
+    </w:p>
+    <w:p>
+      <w:pPr>
+        <w:numPr>
+          <w:ilvl w:val="0"/>
+          <w:numId w:val="17"/>
+        </w:numPr>
+      </w:pPr>
+      <w:r>
+        <w:t>They are used for transmitting fax and text.</w:t>
+      </w:r>
+    </w:p>
+    <w:p>
+      <w:pPr>
+        <w:numPr>
+          <w:ilvl w:val="0"/>
+          <w:numId w:val="17"/>
+        </w:numPr>
+      </w:pPr>
+      <w:r>
+        <w:t>They are used by conventional compression formats like PKZIP, GZIP, etc.</w:t>
+      </w:r>
+    </w:p>
+    <w:p>
+      <w:pPr>
+        <w:numPr>
+          <w:ilvl w:val="0"/>
+          <w:numId w:val="17"/>
+        </w:numPr>
+      </w:pPr>
+      <w:r>
+        <w:t xml:space="preserve">Multimedia codecs like JPEG, PNG, and MP3 use Huffman </w:t>
+      </w:r>
+      <w:r>
+        <w:t>encoding (</w:t>
+      </w:r>
+      <w:r>
+        <w:t>to be more precise the prefix codes).</w:t>
+      </w:r>
+    </w:p>
+    <w:p>
+      <w:r>
+        <w:t> It is useful in cases where there is a series of frequently occurring characters. </w:t>
+      </w:r>
+    </w:p>
     <w:p/>
     <w:p/>
     <w:p/>
     <w:sectPr>
-      <w:footerReference w:type="default" r:id="rId8"/>
+      <w:footerReference w:type="default" r:id="rId19"/>
       <w:pgSz w:w="12240" w:h="15840"/>
       <w:pgMar w:top="697" w:right="964" w:bottom="697" w:left="964" w:header="708" w:footer="708" w:gutter="0"/>
       <w:cols w:space="708"/>
@@ -2499,6 +4913,119 @@
     </w:lvl>
   </w:abstractNum>
   <w:abstractNum w:abstractNumId="1" w15:restartNumberingAfterBreak="0">
+    <w:nsid w:val="1095494B"/>
+    <w:multiLevelType w:val="multilevel"/>
+    <w:tmpl w:val="0E529FAA"/>
+    <w:lvl w:ilvl="0">
+      <w:start w:val="1"/>
+      <w:numFmt w:val="decimal"/>
+      <w:lvlText w:val="%1."/>
+      <w:lvlJc w:val="left"/>
+      <w:pPr>
+        <w:tabs>
+          <w:tab w:val="num" w:pos="720"/>
+        </w:tabs>
+        <w:ind w:left="720" w:hanging="360"/>
+      </w:pPr>
+    </w:lvl>
+    <w:lvl w:ilvl="1" w:tentative="1">
+      <w:start w:val="1"/>
+      <w:numFmt w:val="decimal"/>
+      <w:lvlText w:val="%2."/>
+      <w:lvlJc w:val="left"/>
+      <w:pPr>
+        <w:tabs>
+          <w:tab w:val="num" w:pos="1440"/>
+        </w:tabs>
+        <w:ind w:left="1440" w:hanging="360"/>
+      </w:pPr>
+    </w:lvl>
+    <w:lvl w:ilvl="2" w:tentative="1">
+      <w:start w:val="1"/>
+      <w:numFmt w:val="decimal"/>
+      <w:lvlText w:val="%3."/>
+      <w:lvlJc w:val="left"/>
+      <w:pPr>
+        <w:tabs>
+          <w:tab w:val="num" w:pos="2160"/>
+        </w:tabs>
+        <w:ind w:left="2160" w:hanging="360"/>
+      </w:pPr>
+    </w:lvl>
+    <w:lvl w:ilvl="3" w:tentative="1">
+      <w:start w:val="1"/>
+      <w:numFmt w:val="decimal"/>
+      <w:lvlText w:val="%4."/>
+      <w:lvlJc w:val="left"/>
+      <w:pPr>
+        <w:tabs>
+          <w:tab w:val="num" w:pos="2880"/>
+        </w:tabs>
+        <w:ind w:left="2880" w:hanging="360"/>
+      </w:pPr>
+    </w:lvl>
+    <w:lvl w:ilvl="4" w:tentative="1">
+      <w:start w:val="1"/>
+      <w:numFmt w:val="decimal"/>
+      <w:lvlText w:val="%5."/>
+      <w:lvlJc w:val="left"/>
+      <w:pPr>
+        <w:tabs>
+          <w:tab w:val="num" w:pos="3600"/>
+        </w:tabs>
+        <w:ind w:left="3600" w:hanging="360"/>
+      </w:pPr>
+    </w:lvl>
+    <w:lvl w:ilvl="5" w:tentative="1">
+      <w:start w:val="1"/>
+      <w:numFmt w:val="decimal"/>
+      <w:lvlText w:val="%6."/>
+      <w:lvlJc w:val="left"/>
+      <w:pPr>
+        <w:tabs>
+          <w:tab w:val="num" w:pos="4320"/>
+        </w:tabs>
+        <w:ind w:left="4320" w:hanging="360"/>
+      </w:pPr>
+    </w:lvl>
+    <w:lvl w:ilvl="6" w:tentative="1">
+      <w:start w:val="1"/>
+      <w:numFmt w:val="decimal"/>
+      <w:lvlText w:val="%7."/>
+      <w:lvlJc w:val="left"/>
+      <w:pPr>
+        <w:tabs>
+          <w:tab w:val="num" w:pos="5040"/>
+        </w:tabs>
+        <w:ind w:left="5040" w:hanging="360"/>
+      </w:pPr>
+    </w:lvl>
+    <w:lvl w:ilvl="7" w:tentative="1">
+      <w:start w:val="1"/>
+      <w:numFmt w:val="decimal"/>
+      <w:lvlText w:val="%8."/>
+      <w:lvlJc w:val="left"/>
+      <w:pPr>
+        <w:tabs>
+          <w:tab w:val="num" w:pos="5760"/>
+        </w:tabs>
+        <w:ind w:left="5760" w:hanging="360"/>
+      </w:pPr>
+    </w:lvl>
+    <w:lvl w:ilvl="8" w:tentative="1">
+      <w:start w:val="1"/>
+      <w:numFmt w:val="decimal"/>
+      <w:lvlText w:val="%9."/>
+      <w:lvlJc w:val="left"/>
+      <w:pPr>
+        <w:tabs>
+          <w:tab w:val="num" w:pos="6480"/>
+        </w:tabs>
+        <w:ind w:left="6480" w:hanging="360"/>
+      </w:pPr>
+    </w:lvl>
+  </w:abstractNum>
+  <w:abstractNum w:abstractNumId="2" w15:restartNumberingAfterBreak="0">
     <w:nsid w:val="1D394D6A"/>
     <w:multiLevelType w:val="multilevel"/>
     <w:tmpl w:val="65C00610"/>
@@ -2647,7 +5174,7 @@
       </w:rPr>
     </w:lvl>
   </w:abstractNum>
-  <w:abstractNum w:abstractNumId="2" w15:restartNumberingAfterBreak="0">
+  <w:abstractNum w:abstractNumId="3" w15:restartNumberingAfterBreak="0">
     <w:nsid w:val="21E1720C"/>
     <w:multiLevelType w:val="multilevel"/>
     <w:tmpl w:val="FC2E1032"/>
@@ -2796,7 +5323,120 @@
       </w:rPr>
     </w:lvl>
   </w:abstractNum>
-  <w:abstractNum w:abstractNumId="3" w15:restartNumberingAfterBreak="0">
+  <w:abstractNum w:abstractNumId="4" w15:restartNumberingAfterBreak="0">
+    <w:nsid w:val="2CF73939"/>
+    <w:multiLevelType w:val="multilevel"/>
+    <w:tmpl w:val="1E086856"/>
+    <w:lvl w:ilvl="0">
+      <w:start w:val="1"/>
+      <w:numFmt w:val="decimal"/>
+      <w:lvlText w:val="%1."/>
+      <w:lvlJc w:val="left"/>
+      <w:pPr>
+        <w:tabs>
+          <w:tab w:val="num" w:pos="720"/>
+        </w:tabs>
+        <w:ind w:left="720" w:hanging="360"/>
+      </w:pPr>
+    </w:lvl>
+    <w:lvl w:ilvl="1" w:tentative="1">
+      <w:start w:val="1"/>
+      <w:numFmt w:val="decimal"/>
+      <w:lvlText w:val="%2."/>
+      <w:lvlJc w:val="left"/>
+      <w:pPr>
+        <w:tabs>
+          <w:tab w:val="num" w:pos="1440"/>
+        </w:tabs>
+        <w:ind w:left="1440" w:hanging="360"/>
+      </w:pPr>
+    </w:lvl>
+    <w:lvl w:ilvl="2" w:tentative="1">
+      <w:start w:val="1"/>
+      <w:numFmt w:val="decimal"/>
+      <w:lvlText w:val="%3."/>
+      <w:lvlJc w:val="left"/>
+      <w:pPr>
+        <w:tabs>
+          <w:tab w:val="num" w:pos="2160"/>
+        </w:tabs>
+        <w:ind w:left="2160" w:hanging="360"/>
+      </w:pPr>
+    </w:lvl>
+    <w:lvl w:ilvl="3" w:tentative="1">
+      <w:start w:val="1"/>
+      <w:numFmt w:val="decimal"/>
+      <w:lvlText w:val="%4."/>
+      <w:lvlJc w:val="left"/>
+      <w:pPr>
+        <w:tabs>
+          <w:tab w:val="num" w:pos="2880"/>
+        </w:tabs>
+        <w:ind w:left="2880" w:hanging="360"/>
+      </w:pPr>
+    </w:lvl>
+    <w:lvl w:ilvl="4" w:tentative="1">
+      <w:start w:val="1"/>
+      <w:numFmt w:val="decimal"/>
+      <w:lvlText w:val="%5."/>
+      <w:lvlJc w:val="left"/>
+      <w:pPr>
+        <w:tabs>
+          <w:tab w:val="num" w:pos="3600"/>
+        </w:tabs>
+        <w:ind w:left="3600" w:hanging="360"/>
+      </w:pPr>
+    </w:lvl>
+    <w:lvl w:ilvl="5" w:tentative="1">
+      <w:start w:val="1"/>
+      <w:numFmt w:val="decimal"/>
+      <w:lvlText w:val="%6."/>
+      <w:lvlJc w:val="left"/>
+      <w:pPr>
+        <w:tabs>
+          <w:tab w:val="num" w:pos="4320"/>
+        </w:tabs>
+        <w:ind w:left="4320" w:hanging="360"/>
+      </w:pPr>
+    </w:lvl>
+    <w:lvl w:ilvl="6" w:tentative="1">
+      <w:start w:val="1"/>
+      <w:numFmt w:val="decimal"/>
+      <w:lvlText w:val="%7."/>
+      <w:lvlJc w:val="left"/>
+      <w:pPr>
+        <w:tabs>
+          <w:tab w:val="num" w:pos="5040"/>
+        </w:tabs>
+        <w:ind w:left="5040" w:hanging="360"/>
+      </w:pPr>
+    </w:lvl>
+    <w:lvl w:ilvl="7" w:tentative="1">
+      <w:start w:val="1"/>
+      <w:numFmt w:val="decimal"/>
+      <w:lvlText w:val="%8."/>
+      <w:lvlJc w:val="left"/>
+      <w:pPr>
+        <w:tabs>
+          <w:tab w:val="num" w:pos="5760"/>
+        </w:tabs>
+        <w:ind w:left="5760" w:hanging="360"/>
+      </w:pPr>
+    </w:lvl>
+    <w:lvl w:ilvl="8" w:tentative="1">
+      <w:start w:val="1"/>
+      <w:numFmt w:val="decimal"/>
+      <w:lvlText w:val="%9."/>
+      <w:lvlJc w:val="left"/>
+      <w:pPr>
+        <w:tabs>
+          <w:tab w:val="num" w:pos="6480"/>
+        </w:tabs>
+        <w:ind w:left="6480" w:hanging="360"/>
+      </w:pPr>
+    </w:lvl>
+  </w:abstractNum>
+  <w:abstractNum w:abstractNumId="5" w15:restartNumberingAfterBreak="0">
     <w:nsid w:val="3B991770"/>
     <w:multiLevelType w:val="multilevel"/>
     <w:tmpl w:val="B6DCA3B6"/>
@@ -2945,7 +5585,7 @@
       </w:rPr>
     </w:lvl>
   </w:abstractNum>
-  <w:abstractNum w:abstractNumId="4" w15:restartNumberingAfterBreak="0">
+  <w:abstractNum w:abstractNumId="6" w15:restartNumberingAfterBreak="0">
     <w:nsid w:val="5A070676"/>
     <w:multiLevelType w:val="multilevel"/>
     <w:tmpl w:val="39167510"/>
@@ -3094,7 +5734,7 @@
       </w:rPr>
     </w:lvl>
   </w:abstractNum>
-  <w:abstractNum w:abstractNumId="5" w15:restartNumberingAfterBreak="0">
+  <w:abstractNum w:abstractNumId="7" w15:restartNumberingAfterBreak="0">
     <w:nsid w:val="5B3A1092"/>
     <w:multiLevelType w:val="multilevel"/>
     <w:tmpl w:val="CD44382A"/>
@@ -3239,7 +5879,120 @@
       </w:rPr>
     </w:lvl>
   </w:abstractNum>
-  <w:abstractNum w:abstractNumId="6" w15:restartNumberingAfterBreak="0">
+  <w:abstractNum w:abstractNumId="8" w15:restartNumberingAfterBreak="0">
+    <w:nsid w:val="708D12EC"/>
+    <w:multiLevelType w:val="multilevel"/>
+    <w:tmpl w:val="34BED0D2"/>
+    <w:lvl w:ilvl="0">
+      <w:start w:val="1"/>
+      <w:numFmt w:val="decimal"/>
+      <w:lvlText w:val="%1."/>
+      <w:lvlJc w:val="left"/>
+      <w:pPr>
+        <w:tabs>
+          <w:tab w:val="num" w:pos="720"/>
+        </w:tabs>
+        <w:ind w:left="720" w:hanging="360"/>
+      </w:pPr>
+    </w:lvl>
+    <w:lvl w:ilvl="1" w:tentative="1">
+      <w:start w:val="1"/>
+      <w:numFmt w:val="decimal"/>
+      <w:lvlText w:val="%2."/>
+      <w:lvlJc w:val="left"/>
+      <w:pPr>
+        <w:tabs>
+          <w:tab w:val="num" w:pos="1440"/>
+        </w:tabs>
+        <w:ind w:left="1440" w:hanging="360"/>
+      </w:pPr>
+    </w:lvl>
+    <w:lvl w:ilvl="2" w:tentative="1">
+      <w:start w:val="1"/>
+      <w:numFmt w:val="decimal"/>
+      <w:lvlText w:val="%3."/>
+      <w:lvlJc w:val="left"/>
+      <w:pPr>
+        <w:tabs>
+          <w:tab w:val="num" w:pos="2160"/>
+        </w:tabs>
+        <w:ind w:left="2160" w:hanging="360"/>
+      </w:pPr>
+    </w:lvl>
+    <w:lvl w:ilvl="3" w:tentative="1">
+      <w:start w:val="1"/>
+      <w:numFmt w:val="decimal"/>
+      <w:lvlText w:val="%4."/>
+      <w:lvlJc w:val="left"/>
+      <w:pPr>
+        <w:tabs>
+          <w:tab w:val="num" w:pos="2880"/>
+        </w:tabs>
+        <w:ind w:left="2880" w:hanging="360"/>
+      </w:pPr>
+    </w:lvl>
+    <w:lvl w:ilvl="4" w:tentative="1">
+      <w:start w:val="1"/>
+      <w:numFmt w:val="decimal"/>
+      <w:lvlText w:val="%5."/>
+      <w:lvlJc w:val="left"/>
+      <w:pPr>
+        <w:tabs>
+          <w:tab w:val="num" w:pos="3600"/>
+        </w:tabs>
+        <w:ind w:left="3600" w:hanging="360"/>
+      </w:pPr>
+    </w:lvl>
+    <w:lvl w:ilvl="5" w:tentative="1">
+      <w:start w:val="1"/>
+      <w:numFmt w:val="decimal"/>
+      <w:lvlText w:val="%6."/>
+      <w:lvlJc w:val="left"/>
+      <w:pPr>
+        <w:tabs>
+          <w:tab w:val="num" w:pos="4320"/>
+        </w:tabs>
+        <w:ind w:left="4320" w:hanging="360"/>
+      </w:pPr>
+    </w:lvl>
+    <w:lvl w:ilvl="6" w:tentative="1">
+      <w:start w:val="1"/>
+      <w:numFmt w:val="decimal"/>
+      <w:lvlText w:val="%7."/>
+      <w:lvlJc w:val="left"/>
+      <w:pPr>
+        <w:tabs>
+          <w:tab w:val="num" w:pos="5040"/>
+        </w:tabs>
+        <w:ind w:left="5040" w:hanging="360"/>
+      </w:pPr>
+    </w:lvl>
+    <w:lvl w:ilvl="7" w:tentative="1">
+      <w:start w:val="1"/>
+      <w:numFmt w:val="decimal"/>
+      <w:lvlText w:val="%8."/>
+      <w:lvlJc w:val="left"/>
+      <w:pPr>
+        <w:tabs>
+          <w:tab w:val="num" w:pos="5760"/>
+        </w:tabs>
+        <w:ind w:left="5760" w:hanging="360"/>
+      </w:pPr>
+    </w:lvl>
+    <w:lvl w:ilvl="8" w:tentative="1">
+      <w:start w:val="1"/>
+      <w:numFmt w:val="decimal"/>
+      <w:lvlText w:val="%9."/>
+      <w:lvlJc w:val="left"/>
+      <w:pPr>
+        <w:tabs>
+          <w:tab w:val="num" w:pos="6480"/>
+        </w:tabs>
+        <w:ind w:left="6480" w:hanging="360"/>
+      </w:pPr>
+    </w:lvl>
+  </w:abstractNum>
+  <w:abstractNum w:abstractNumId="9" w15:restartNumberingAfterBreak="0">
     <w:nsid w:val="75436709"/>
     <w:multiLevelType w:val="multilevel"/>
     <w:tmpl w:val="3166A52C"/>
@@ -3352,7 +6105,7 @@
       </w:pPr>
     </w:lvl>
   </w:abstractNum>
-  <w:abstractNum w:abstractNumId="7" w15:restartNumberingAfterBreak="0">
+  <w:abstractNum w:abstractNumId="10" w15:restartNumberingAfterBreak="0">
     <w:nsid w:val="7E931ECF"/>
     <w:multiLevelType w:val="multilevel"/>
     <w:tmpl w:val="1FA09FFA"/>
@@ -3502,69 +6255,78 @@
     </w:lvl>
   </w:abstractNum>
   <w:num w:numId="1" w16cid:durableId="2023431142">
-    <w:abstractNumId w:val="1"/>
+    <w:abstractNumId w:val="2"/>
   </w:num>
   <w:num w:numId="2" w16cid:durableId="76631258">
+    <w:abstractNumId w:val="9"/>
+  </w:num>
+  <w:num w:numId="3" w16cid:durableId="1498492852">
+    <w:abstractNumId w:val="10"/>
+  </w:num>
+  <w:num w:numId="4" w16cid:durableId="909728491">
     <w:abstractNumId w:val="6"/>
   </w:num>
-  <w:num w:numId="3" w16cid:durableId="1498492852">
-    <w:abstractNumId w:val="7"/>
-  </w:num>
-  <w:num w:numId="4" w16cid:durableId="909728491">
-    <w:abstractNumId w:val="4"/>
-  </w:num>
   <w:num w:numId="5" w16cid:durableId="131141251">
-    <w:abstractNumId w:val="3"/>
+    <w:abstractNumId w:val="5"/>
   </w:num>
   <w:num w:numId="6" w16cid:durableId="1780097755">
-    <w:abstractNumId w:val="5"/>
+    <w:abstractNumId w:val="7"/>
   </w:num>
   <w:num w:numId="7" w16cid:durableId="1604075049">
     <w:abstractNumId w:val="0"/>
   </w:num>
   <w:num w:numId="8" w16cid:durableId="1180582132">
-    <w:abstractNumId w:val="2"/>
+    <w:abstractNumId w:val="3"/>
     <w:lvlOverride w:ilvl="0">
       <w:startOverride w:val="1"/>
     </w:lvlOverride>
   </w:num>
   <w:num w:numId="9" w16cid:durableId="1962489928">
-    <w:abstractNumId w:val="2"/>
+    <w:abstractNumId w:val="3"/>
     <w:lvlOverride w:ilvl="0">
       <w:startOverride w:val="2"/>
     </w:lvlOverride>
   </w:num>
   <w:num w:numId="10" w16cid:durableId="581259802">
-    <w:abstractNumId w:val="2"/>
+    <w:abstractNumId w:val="3"/>
     <w:lvlOverride w:ilvl="0">
       <w:startOverride w:val="3"/>
     </w:lvlOverride>
   </w:num>
   <w:num w:numId="11" w16cid:durableId="419450234">
-    <w:abstractNumId w:val="2"/>
+    <w:abstractNumId w:val="3"/>
     <w:lvlOverride w:ilvl="0">
       <w:startOverride w:val="4"/>
     </w:lvlOverride>
   </w:num>
   <w:num w:numId="12" w16cid:durableId="307170638">
-    <w:abstractNumId w:val="2"/>
+    <w:abstractNumId w:val="3"/>
     <w:lvlOverride w:ilvl="0"/>
     <w:lvlOverride w:ilvl="1">
       <w:startOverride w:val="1"/>
     </w:lvlOverride>
   </w:num>
   <w:num w:numId="13" w16cid:durableId="1978141174">
-    <w:abstractNumId w:val="2"/>
+    <w:abstractNumId w:val="3"/>
     <w:lvlOverride w:ilvl="0"/>
     <w:lvlOverride w:ilvl="1">
       <w:startOverride w:val="2"/>
     </w:lvlOverride>
   </w:num>
   <w:num w:numId="14" w16cid:durableId="193077943">
-    <w:abstractNumId w:val="2"/>
+    <w:abstractNumId w:val="3"/>
     <w:lvlOverride w:ilvl="0">
       <w:startOverride w:val="5"/>
     </w:lvlOverride>
+  </w:num>
+  <w:num w:numId="15" w16cid:durableId="420297351">
+    <w:abstractNumId w:val="4"/>
+  </w:num>
+  <w:num w:numId="16" w16cid:durableId="1945575339">
+    <w:abstractNumId w:val="1"/>
+  </w:num>
+  <w:num w:numId="17" w16cid:durableId="1434089615">
+    <w:abstractNumId w:val="8"/>
   </w:num>
 </w:numbering>
 </file>
@@ -4563,6 +7325,36 @@
       <w:shd w:val="clear" w:color="auto" w:fill="E1DFDD"/>
     </w:rPr>
   </w:style>
+  <w:style w:type="paragraph" w:styleId="HTMLPreformatted">
+    <w:name w:val="HTML Preformatted"/>
+    <w:basedOn w:val="Normal"/>
+    <w:link w:val="HTMLPreformattedChar"/>
+    <w:uiPriority w:val="99"/>
+    <w:semiHidden/>
+    <w:unhideWhenUsed/>
+    <w:rsid w:val="0087199E"/>
+    <w:pPr>
+      <w:spacing w:after="0" w:line="240" w:lineRule="auto"/>
+    </w:pPr>
+    <w:rPr>
+      <w:rFonts w:ascii="Consolas" w:hAnsi="Consolas"/>
+      <w:sz w:val="20"/>
+      <w:szCs w:val="20"/>
+    </w:rPr>
+  </w:style>
+  <w:style w:type="character" w:customStyle="1" w:styleId="HTMLPreformattedChar">
+    <w:name w:val="HTML Preformatted Char"/>
+    <w:basedOn w:val="DefaultParagraphFont"/>
+    <w:link w:val="HTMLPreformatted"/>
+    <w:uiPriority w:val="99"/>
+    <w:semiHidden/>
+    <w:rsid w:val="0087199E"/>
+    <w:rPr>
+      <w:rFonts w:ascii="Consolas" w:hAnsi="Consolas"/>
+      <w:sz w:val="20"/>
+      <w:szCs w:val="20"/>
+    </w:rPr>
+  </w:style>
 </w:styles>
 </file>
 
